--- a/УПшка/Отчёт УП.docx
+++ b/УПшка/Отчёт УП.docx
@@ -8,11 +8,818 @@
         <w:ind w:firstLine="0"/>
         <w:jc w:val="center"/>
       </w:pPr>
+      <w:bookmarkStart w:id="0" w:name="_Toc224828910"/>
       <w:r>
         <w:t>Содержание</w:t>
       </w:r>
+      <w:bookmarkEnd w:id="0"/>
     </w:p>
     <w:p/>
+    <w:p>
+      <w:pPr>
+        <w:pStyle w:val="11"/>
+        <w:tabs>
+          <w:tab w:val="right" w:pos="9628"/>
+        </w:tabs>
+        <w:spacing w:after="0"/>
+        <w:rPr>
+          <w:noProof/>
+        </w:rPr>
+      </w:pPr>
+      <w:r>
+        <w:fldChar w:fldCharType="begin"/>
+      </w:r>
+      <w:r>
+        <w:instrText xml:space="preserve"> TOC \o "1-2" \u </w:instrText>
+      </w:r>
+      <w:r>
+        <w:fldChar w:fldCharType="separate"/>
+      </w:r>
+      <w:r>
+        <w:rPr>
+          <w:noProof/>
+        </w:rPr>
+        <w:t>Содержание</w:t>
+      </w:r>
+      <w:r>
+        <w:rPr>
+          <w:noProof/>
+        </w:rPr>
+        <w:tab/>
+      </w:r>
+      <w:r>
+        <w:rPr>
+          <w:noProof/>
+        </w:rPr>
+        <w:fldChar w:fldCharType="begin"/>
+      </w:r>
+      <w:r>
+        <w:rPr>
+          <w:noProof/>
+        </w:rPr>
+        <w:instrText xml:space="preserve"> PAGEREF _Toc224828910 \h </w:instrText>
+      </w:r>
+      <w:r>
+        <w:rPr>
+          <w:noProof/>
+        </w:rPr>
+      </w:r>
+      <w:r>
+        <w:rPr>
+          <w:noProof/>
+        </w:rPr>
+        <w:fldChar w:fldCharType="separate"/>
+      </w:r>
+      <w:r>
+        <w:rPr>
+          <w:noProof/>
+        </w:rPr>
+        <w:t>1</w:t>
+      </w:r>
+      <w:r>
+        <w:rPr>
+          <w:noProof/>
+        </w:rPr>
+        <w:fldChar w:fldCharType="end"/>
+      </w:r>
+    </w:p>
+    <w:p>
+      <w:pPr>
+        <w:pStyle w:val="11"/>
+        <w:tabs>
+          <w:tab w:val="right" w:pos="9628"/>
+        </w:tabs>
+        <w:spacing w:after="0"/>
+        <w:rPr>
+          <w:noProof/>
+        </w:rPr>
+      </w:pPr>
+      <w:r>
+        <w:rPr>
+          <w:noProof/>
+        </w:rPr>
+        <w:t>Введение</w:t>
+      </w:r>
+      <w:r>
+        <w:rPr>
+          <w:noProof/>
+        </w:rPr>
+        <w:tab/>
+      </w:r>
+      <w:r>
+        <w:rPr>
+          <w:noProof/>
+        </w:rPr>
+        <w:fldChar w:fldCharType="begin"/>
+      </w:r>
+      <w:r>
+        <w:rPr>
+          <w:noProof/>
+        </w:rPr>
+        <w:instrText xml:space="preserve"> PAGEREF _Toc224828911 \h </w:instrText>
+      </w:r>
+      <w:r>
+        <w:rPr>
+          <w:noProof/>
+        </w:rPr>
+      </w:r>
+      <w:r>
+        <w:rPr>
+          <w:noProof/>
+        </w:rPr>
+        <w:fldChar w:fldCharType="separate"/>
+      </w:r>
+      <w:r>
+        <w:rPr>
+          <w:noProof/>
+        </w:rPr>
+        <w:t>2</w:t>
+      </w:r>
+      <w:r>
+        <w:rPr>
+          <w:noProof/>
+        </w:rPr>
+        <w:fldChar w:fldCharType="end"/>
+      </w:r>
+    </w:p>
+    <w:p>
+      <w:pPr>
+        <w:pStyle w:val="11"/>
+        <w:tabs>
+          <w:tab w:val="right" w:pos="9628"/>
+        </w:tabs>
+        <w:spacing w:after="0"/>
+        <w:rPr>
+          <w:noProof/>
+        </w:rPr>
+      </w:pPr>
+      <w:r>
+        <w:rPr>
+          <w:noProof/>
+        </w:rPr>
+        <w:t>1 Аналитическая часть</w:t>
+      </w:r>
+      <w:r>
+        <w:rPr>
+          <w:noProof/>
+        </w:rPr>
+        <w:tab/>
+      </w:r>
+      <w:r>
+        <w:rPr>
+          <w:noProof/>
+        </w:rPr>
+        <w:fldChar w:fldCharType="begin"/>
+      </w:r>
+      <w:r>
+        <w:rPr>
+          <w:noProof/>
+        </w:rPr>
+        <w:instrText xml:space="preserve"> PAGEREF _Toc224828912 \h </w:instrText>
+      </w:r>
+      <w:r>
+        <w:rPr>
+          <w:noProof/>
+        </w:rPr>
+      </w:r>
+      <w:r>
+        <w:rPr>
+          <w:noProof/>
+        </w:rPr>
+        <w:fldChar w:fldCharType="separate"/>
+      </w:r>
+      <w:r>
+        <w:rPr>
+          <w:noProof/>
+        </w:rPr>
+        <w:t>4</w:t>
+      </w:r>
+      <w:r>
+        <w:rPr>
+          <w:noProof/>
+        </w:rPr>
+        <w:fldChar w:fldCharType="end"/>
+      </w:r>
+    </w:p>
+    <w:p>
+      <w:pPr>
+        <w:pStyle w:val="21"/>
+        <w:tabs>
+          <w:tab w:val="right" w:pos="9628"/>
+        </w:tabs>
+        <w:spacing w:after="0"/>
+        <w:ind w:left="0"/>
+        <w:rPr>
+          <w:noProof/>
+        </w:rPr>
+      </w:pPr>
+      <w:r>
+        <w:rPr>
+          <w:noProof/>
+        </w:rPr>
+        <w:t>1.1 Анализ предметной области</w:t>
+      </w:r>
+      <w:r>
+        <w:rPr>
+          <w:noProof/>
+        </w:rPr>
+        <w:tab/>
+      </w:r>
+      <w:r>
+        <w:rPr>
+          <w:noProof/>
+        </w:rPr>
+        <w:fldChar w:fldCharType="begin"/>
+      </w:r>
+      <w:r>
+        <w:rPr>
+          <w:noProof/>
+        </w:rPr>
+        <w:instrText xml:space="preserve"> PAGEREF _Toc224828913 \h </w:instrText>
+      </w:r>
+      <w:r>
+        <w:rPr>
+          <w:noProof/>
+        </w:rPr>
+      </w:r>
+      <w:r>
+        <w:rPr>
+          <w:noProof/>
+        </w:rPr>
+        <w:fldChar w:fldCharType="separate"/>
+      </w:r>
+      <w:r>
+        <w:rPr>
+          <w:noProof/>
+        </w:rPr>
+        <w:t>4</w:t>
+      </w:r>
+      <w:r>
+        <w:rPr>
+          <w:noProof/>
+        </w:rPr>
+        <w:fldChar w:fldCharType="end"/>
+      </w:r>
+    </w:p>
+    <w:p>
+      <w:pPr>
+        <w:pStyle w:val="11"/>
+        <w:tabs>
+          <w:tab w:val="right" w:pos="9628"/>
+        </w:tabs>
+        <w:spacing w:after="0"/>
+        <w:rPr>
+          <w:noProof/>
+        </w:rPr>
+      </w:pPr>
+      <w:r>
+        <w:rPr>
+          <w:noProof/>
+        </w:rPr>
+        <w:t>1.2 Анализ и организация входных и выходных данных</w:t>
+      </w:r>
+      <w:r>
+        <w:rPr>
+          <w:noProof/>
+        </w:rPr>
+        <w:tab/>
+      </w:r>
+      <w:r>
+        <w:rPr>
+          <w:noProof/>
+        </w:rPr>
+        <w:fldChar w:fldCharType="begin"/>
+      </w:r>
+      <w:r>
+        <w:rPr>
+          <w:noProof/>
+        </w:rPr>
+        <w:instrText xml:space="preserve"> PAGEREF _Toc224828914 \h </w:instrText>
+      </w:r>
+      <w:r>
+        <w:rPr>
+          <w:noProof/>
+        </w:rPr>
+      </w:r>
+      <w:r>
+        <w:rPr>
+          <w:noProof/>
+        </w:rPr>
+        <w:fldChar w:fldCharType="separate"/>
+      </w:r>
+      <w:r>
+        <w:rPr>
+          <w:noProof/>
+        </w:rPr>
+        <w:t>4</w:t>
+      </w:r>
+      <w:r>
+        <w:rPr>
+          <w:noProof/>
+        </w:rPr>
+        <w:fldChar w:fldCharType="end"/>
+      </w:r>
+    </w:p>
+    <w:p>
+      <w:pPr>
+        <w:pStyle w:val="11"/>
+        <w:tabs>
+          <w:tab w:val="right" w:pos="9628"/>
+        </w:tabs>
+        <w:spacing w:after="0"/>
+        <w:rPr>
+          <w:noProof/>
+        </w:rPr>
+      </w:pPr>
+      <w:r>
+        <w:rPr>
+          <w:noProof/>
+        </w:rPr>
+        <w:t>2 Проектирование базы данных</w:t>
+      </w:r>
+      <w:r>
+        <w:rPr>
+          <w:noProof/>
+        </w:rPr>
+        <w:tab/>
+      </w:r>
+      <w:r>
+        <w:rPr>
+          <w:noProof/>
+        </w:rPr>
+        <w:fldChar w:fldCharType="begin"/>
+      </w:r>
+      <w:r>
+        <w:rPr>
+          <w:noProof/>
+        </w:rPr>
+        <w:instrText xml:space="preserve"> PAGEREF _Toc224828915 \h </w:instrText>
+      </w:r>
+      <w:r>
+        <w:rPr>
+          <w:noProof/>
+        </w:rPr>
+      </w:r>
+      <w:r>
+        <w:rPr>
+          <w:noProof/>
+        </w:rPr>
+        <w:fldChar w:fldCharType="separate"/>
+      </w:r>
+      <w:r>
+        <w:rPr>
+          <w:noProof/>
+        </w:rPr>
+        <w:t>6</w:t>
+      </w:r>
+      <w:r>
+        <w:rPr>
+          <w:noProof/>
+        </w:rPr>
+        <w:fldChar w:fldCharType="end"/>
+      </w:r>
+    </w:p>
+    <w:p>
+      <w:pPr>
+        <w:pStyle w:val="11"/>
+        <w:tabs>
+          <w:tab w:val="right" w:pos="9628"/>
+        </w:tabs>
+        <w:spacing w:after="0"/>
+        <w:rPr>
+          <w:noProof/>
+        </w:rPr>
+      </w:pPr>
+      <w:r>
+        <w:rPr>
+          <w:noProof/>
+        </w:rPr>
+        <w:t>3 Разработка программного обеспечения</w:t>
+      </w:r>
+      <w:r>
+        <w:rPr>
+          <w:noProof/>
+        </w:rPr>
+        <w:tab/>
+      </w:r>
+      <w:r>
+        <w:rPr>
+          <w:noProof/>
+        </w:rPr>
+        <w:fldChar w:fldCharType="begin"/>
+      </w:r>
+      <w:r>
+        <w:rPr>
+          <w:noProof/>
+        </w:rPr>
+        <w:instrText xml:space="preserve"> PAGEREF _Toc224828916 \h </w:instrText>
+      </w:r>
+      <w:r>
+        <w:rPr>
+          <w:noProof/>
+        </w:rPr>
+      </w:r>
+      <w:r>
+        <w:rPr>
+          <w:noProof/>
+        </w:rPr>
+        <w:fldChar w:fldCharType="separate"/>
+      </w:r>
+      <w:r>
+        <w:rPr>
+          <w:noProof/>
+        </w:rPr>
+        <w:t>9</w:t>
+      </w:r>
+      <w:r>
+        <w:rPr>
+          <w:noProof/>
+        </w:rPr>
+        <w:fldChar w:fldCharType="end"/>
+      </w:r>
+    </w:p>
+    <w:p>
+      <w:pPr>
+        <w:pStyle w:val="21"/>
+        <w:tabs>
+          <w:tab w:val="right" w:pos="9628"/>
+        </w:tabs>
+        <w:spacing w:after="0"/>
+        <w:ind w:left="0"/>
+        <w:rPr>
+          <w:noProof/>
+        </w:rPr>
+      </w:pPr>
+      <w:r>
+        <w:rPr>
+          <w:noProof/>
+        </w:rPr>
+        <w:t>3.1 Описание программных модулей</w:t>
+      </w:r>
+      <w:r>
+        <w:rPr>
+          <w:noProof/>
+        </w:rPr>
+        <w:tab/>
+      </w:r>
+      <w:r>
+        <w:rPr>
+          <w:noProof/>
+        </w:rPr>
+        <w:fldChar w:fldCharType="begin"/>
+      </w:r>
+      <w:r>
+        <w:rPr>
+          <w:noProof/>
+        </w:rPr>
+        <w:instrText xml:space="preserve"> PAGEREF _Toc224828917 \h </w:instrText>
+      </w:r>
+      <w:r>
+        <w:rPr>
+          <w:noProof/>
+        </w:rPr>
+      </w:r>
+      <w:r>
+        <w:rPr>
+          <w:noProof/>
+        </w:rPr>
+        <w:fldChar w:fldCharType="separate"/>
+      </w:r>
+      <w:r>
+        <w:rPr>
+          <w:noProof/>
+        </w:rPr>
+        <w:t>9</w:t>
+      </w:r>
+      <w:r>
+        <w:rPr>
+          <w:noProof/>
+        </w:rPr>
+        <w:fldChar w:fldCharType="end"/>
+      </w:r>
+    </w:p>
+    <w:p>
+      <w:pPr>
+        <w:pStyle w:val="21"/>
+        <w:tabs>
+          <w:tab w:val="right" w:pos="9628"/>
+        </w:tabs>
+        <w:spacing w:after="0"/>
+        <w:ind w:left="0"/>
+        <w:rPr>
+          <w:noProof/>
+        </w:rPr>
+      </w:pPr>
+      <w:r>
+        <w:rPr>
+          <w:noProof/>
+        </w:rPr>
+        <w:t>3.2 Описание интерфейса программного обеспечения</w:t>
+      </w:r>
+      <w:r>
+        <w:rPr>
+          <w:noProof/>
+        </w:rPr>
+        <w:tab/>
+      </w:r>
+      <w:r>
+        <w:rPr>
+          <w:noProof/>
+        </w:rPr>
+        <w:fldChar w:fldCharType="begin"/>
+      </w:r>
+      <w:r>
+        <w:rPr>
+          <w:noProof/>
+        </w:rPr>
+        <w:instrText xml:space="preserve"> PAGEREF _Toc224828918 \h </w:instrText>
+      </w:r>
+      <w:r>
+        <w:rPr>
+          <w:noProof/>
+        </w:rPr>
+      </w:r>
+      <w:r>
+        <w:rPr>
+          <w:noProof/>
+        </w:rPr>
+        <w:fldChar w:fldCharType="separate"/>
+      </w:r>
+      <w:r>
+        <w:rPr>
+          <w:noProof/>
+        </w:rPr>
+        <w:t>10</w:t>
+      </w:r>
+      <w:r>
+        <w:rPr>
+          <w:noProof/>
+        </w:rPr>
+        <w:fldChar w:fldCharType="end"/>
+      </w:r>
+    </w:p>
+    <w:p>
+      <w:pPr>
+        <w:pStyle w:val="21"/>
+        <w:tabs>
+          <w:tab w:val="right" w:pos="9628"/>
+        </w:tabs>
+        <w:spacing w:after="0"/>
+        <w:ind w:left="0"/>
+        <w:rPr>
+          <w:noProof/>
+        </w:rPr>
+      </w:pPr>
+      <w:r>
+        <w:rPr>
+          <w:noProof/>
+        </w:rPr>
+        <w:t>3.3 Тестирование программного обеспечения</w:t>
+      </w:r>
+      <w:r>
+        <w:rPr>
+          <w:noProof/>
+        </w:rPr>
+        <w:tab/>
+      </w:r>
+      <w:r>
+        <w:rPr>
+          <w:noProof/>
+        </w:rPr>
+        <w:fldChar w:fldCharType="begin"/>
+      </w:r>
+      <w:r>
+        <w:rPr>
+          <w:noProof/>
+        </w:rPr>
+        <w:instrText xml:space="preserve"> PAGEREF _Toc224828919 \h </w:instrText>
+      </w:r>
+      <w:r>
+        <w:rPr>
+          <w:noProof/>
+        </w:rPr>
+      </w:r>
+      <w:r>
+        <w:rPr>
+          <w:noProof/>
+        </w:rPr>
+        <w:fldChar w:fldCharType="separate"/>
+      </w:r>
+      <w:r>
+        <w:rPr>
+          <w:noProof/>
+        </w:rPr>
+        <w:t>14</w:t>
+      </w:r>
+      <w:r>
+        <w:rPr>
+          <w:noProof/>
+        </w:rPr>
+        <w:fldChar w:fldCharType="end"/>
+      </w:r>
+    </w:p>
+    <w:p>
+      <w:pPr>
+        <w:pStyle w:val="11"/>
+        <w:tabs>
+          <w:tab w:val="right" w:pos="9628"/>
+        </w:tabs>
+        <w:spacing w:after="0"/>
+        <w:rPr>
+          <w:noProof/>
+        </w:rPr>
+      </w:pPr>
+      <w:r>
+        <w:rPr>
+          <w:noProof/>
+        </w:rPr>
+        <w:t>Заключение</w:t>
+      </w:r>
+      <w:r>
+        <w:rPr>
+          <w:noProof/>
+        </w:rPr>
+        <w:tab/>
+      </w:r>
+      <w:r>
+        <w:rPr>
+          <w:noProof/>
+        </w:rPr>
+        <w:fldChar w:fldCharType="begin"/>
+      </w:r>
+      <w:r>
+        <w:rPr>
+          <w:noProof/>
+        </w:rPr>
+        <w:instrText xml:space="preserve"> PAGEREF _Toc224828920 \h </w:instrText>
+      </w:r>
+      <w:r>
+        <w:rPr>
+          <w:noProof/>
+        </w:rPr>
+      </w:r>
+      <w:r>
+        <w:rPr>
+          <w:noProof/>
+        </w:rPr>
+        <w:fldChar w:fldCharType="separate"/>
+      </w:r>
+      <w:r>
+        <w:rPr>
+          <w:noProof/>
+        </w:rPr>
+        <w:t>17</w:t>
+      </w:r>
+      <w:r>
+        <w:rPr>
+          <w:noProof/>
+        </w:rPr>
+        <w:fldChar w:fldCharType="end"/>
+      </w:r>
+    </w:p>
+    <w:p>
+      <w:pPr>
+        <w:pStyle w:val="11"/>
+        <w:tabs>
+          <w:tab w:val="right" w:pos="9628"/>
+        </w:tabs>
+        <w:spacing w:after="0"/>
+        <w:rPr>
+          <w:noProof/>
+        </w:rPr>
+      </w:pPr>
+      <w:r>
+        <w:rPr>
+          <w:noProof/>
+        </w:rPr>
+        <w:t>Список использованных источников</w:t>
+      </w:r>
+      <w:bookmarkStart w:id="1" w:name="_Hlk224829036"/>
+      <w:r>
+        <w:rPr>
+          <w:noProof/>
+        </w:rPr>
+        <w:tab/>
+      </w:r>
+      <w:bookmarkEnd w:id="1"/>
+      <w:r>
+        <w:rPr>
+          <w:noProof/>
+        </w:rPr>
+        <w:fldChar w:fldCharType="begin"/>
+      </w:r>
+      <w:r>
+        <w:rPr>
+          <w:noProof/>
+        </w:rPr>
+        <w:instrText xml:space="preserve"> PAGEREF _Toc224828921 \h </w:instrText>
+      </w:r>
+      <w:r>
+        <w:rPr>
+          <w:noProof/>
+        </w:rPr>
+      </w:r>
+      <w:r>
+        <w:rPr>
+          <w:noProof/>
+        </w:rPr>
+        <w:fldChar w:fldCharType="separate"/>
+      </w:r>
+      <w:r>
+        <w:rPr>
+          <w:noProof/>
+        </w:rPr>
+        <w:t>18</w:t>
+      </w:r>
+      <w:r>
+        <w:rPr>
+          <w:noProof/>
+        </w:rPr>
+        <w:fldChar w:fldCharType="end"/>
+      </w:r>
+    </w:p>
+    <w:p>
+      <w:pPr>
+        <w:tabs>
+          <w:tab w:val="right" w:pos="9638"/>
+        </w:tabs>
+        <w:rPr>
+          <w:noProof/>
+          <w:szCs w:val="28"/>
+        </w:rPr>
+      </w:pPr>
+      <w:r>
+        <w:t xml:space="preserve">Приложение А </w:t>
+      </w:r>
+      <w:r>
+        <w:rPr>
+          <w:noProof/>
+          <w:szCs w:val="28"/>
+        </w:rPr>
+        <w:t>«</w:t>
+      </w:r>
+      <w:r>
+        <w:rPr>
+          <w:noProof/>
+          <w:szCs w:val="28"/>
+        </w:rPr>
+        <w:t>Руководство пользователя</w:t>
+      </w:r>
+      <w:r>
+        <w:rPr>
+          <w:noProof/>
+          <w:szCs w:val="28"/>
+        </w:rPr>
+        <w:t>»</w:t>
+      </w:r>
+      <w:r>
+        <w:rPr>
+          <w:noProof/>
+        </w:rPr>
+        <w:t xml:space="preserve"> </w:t>
+      </w:r>
+      <w:r>
+        <w:rPr>
+          <w:noProof/>
+        </w:rPr>
+        <w:tab/>
+      </w:r>
+      <w:r>
+        <w:rPr>
+          <w:noProof/>
+          <w:szCs w:val="28"/>
+        </w:rPr>
+        <w:t>20</w:t>
+      </w:r>
+    </w:p>
+    <w:p>
+      <w:r>
+        <w:rPr>
+          <w:noProof/>
+          <w:szCs w:val="28"/>
+        </w:rPr>
+        <w:t>Приложение Б «Листинг программы»</w:t>
+      </w:r>
+      <w:r>
+        <w:rPr>
+          <w:noProof/>
+          <w:szCs w:val="28"/>
+        </w:rPr>
+        <w:t xml:space="preserve"> </w:t>
+      </w:r>
+      <w:r>
+        <w:rPr>
+          <w:noProof/>
+          <w:szCs w:val="28"/>
+        </w:rPr>
+        <w:tab/>
+      </w:r>
+    </w:p>
+    <w:p>
+      <w:r>
+        <w:fldChar w:fldCharType="end"/>
+      </w:r>
+    </w:p>
     <w:p>
       <w:r>
         <w:br w:type="page"/>
@@ -24,10 +831,12 @@
         <w:ind w:firstLine="0"/>
         <w:jc w:val="center"/>
       </w:pPr>
+      <w:bookmarkStart w:id="2" w:name="_Toc224828911"/>
       <w:r>
         <w:lastRenderedPageBreak/>
         <w:t>Введение</w:t>
       </w:r>
+      <w:bookmarkEnd w:id="2"/>
     </w:p>
     <w:p/>
     <w:p>
@@ -104,7 +913,7 @@
                     </pic:cNvPicPr>
                   </pic:nvPicPr>
                   <pic:blipFill>
-                    <a:blip r:embed="rId5" cstate="print">
+                    <a:blip r:embed="rId8" cstate="print">
                       <a:extLst>
                         <a:ext uri="{28A0092B-C50C-407E-A947-70E740481C1C}">
                           <a14:useLocalDpi xmlns:a14="http://schemas.microsoft.com/office/drawing/2010/main" val="0"/>
@@ -205,9 +1014,8 @@
       <w:r>
         <w:rPr>
           <w:szCs w:val="28"/>
-          <w:lang w:val="en-US"/>
-        </w:rPr>
-        <w:t>ToyShop</w:t>
+        </w:rPr>
+        <w:t>МирИгрушек</w:t>
       </w:r>
       <w:proofErr w:type="spellEnd"/>
       <w:r>
@@ -366,15 +1174,18 @@
       <w:pPr>
         <w:pStyle w:val="1"/>
       </w:pPr>
+      <w:bookmarkStart w:id="3" w:name="_Toc224828912"/>
       <w:r>
         <w:lastRenderedPageBreak/>
         <w:t>1 Аналитическая часть</w:t>
       </w:r>
+      <w:bookmarkEnd w:id="3"/>
     </w:p>
     <w:p>
       <w:pPr>
         <w:pStyle w:val="2"/>
       </w:pPr>
+      <w:bookmarkStart w:id="4" w:name="_Toc224828913"/>
       <w:r>
         <w:t xml:space="preserve">1.1 </w:t>
       </w:r>
@@ -384,6 +1195,7 @@
       <w:r>
         <w:t xml:space="preserve"> предметной области</w:t>
       </w:r>
+      <w:bookmarkEnd w:id="4"/>
     </w:p>
     <w:p/>
     <w:p>
@@ -420,12 +1232,14 @@
       <w:pPr>
         <w:pStyle w:val="1"/>
       </w:pPr>
+      <w:bookmarkStart w:id="5" w:name="_Toc224828914"/>
       <w:r>
         <w:t xml:space="preserve">1.2 </w:t>
       </w:r>
       <w:r>
         <w:t>Анализ и организация входных и выходных данных</w:t>
       </w:r>
+      <w:bookmarkEnd w:id="5"/>
     </w:p>
     <w:p/>
     <w:p>
@@ -596,10 +1410,12 @@
       <w:pPr>
         <w:pStyle w:val="1"/>
       </w:pPr>
+      <w:bookmarkStart w:id="6" w:name="_Toc224828915"/>
       <w:r>
         <w:lastRenderedPageBreak/>
         <w:t>2 Проектирование базы данных</w:t>
       </w:r>
+      <w:bookmarkEnd w:id="6"/>
     </w:p>
     <w:p/>
     <w:p>
@@ -661,7 +1477,980 @@
         <w:t>Для достижения всех целей предметной области для программного обеспечения были созданы следующие таблицы:</w:t>
       </w:r>
     </w:p>
-    <w:p/>
+    <w:p>
+      <w:r>
+        <w:t>«</w:t>
+      </w:r>
+      <w:proofErr w:type="spellStart"/>
+      <w:r>
+        <w:t>Deliverers</w:t>
+      </w:r>
+      <w:proofErr w:type="spellEnd"/>
+      <w:r>
+        <w:t xml:space="preserve">» – справочник поставщиков: </w:t>
+      </w:r>
+      <w:proofErr w:type="spellStart"/>
+      <w:r>
+        <w:t>Deliverer</w:t>
+      </w:r>
+      <w:proofErr w:type="spellEnd"/>
+      <w:r>
+        <w:t xml:space="preserve"> (</w:t>
+      </w:r>
+      <w:proofErr w:type="spellStart"/>
+      <w:proofErr w:type="gramStart"/>
+      <w:r>
+        <w:t>varchar</w:t>
+      </w:r>
+      <w:proofErr w:type="spellEnd"/>
+      <w:r>
+        <w:t>(</w:t>
+      </w:r>
+      <w:proofErr w:type="gramEnd"/>
+      <w:r>
+        <w:t xml:space="preserve">50), первичный ключ, не </w:t>
+      </w:r>
+      <w:proofErr w:type="spellStart"/>
+      <w:r>
+        <w:t>null</w:t>
+      </w:r>
+      <w:proofErr w:type="spellEnd"/>
+      <w:r>
+        <w:t>) – наименование поставщика.</w:t>
+      </w:r>
+    </w:p>
+    <w:p>
+      <w:r>
+        <w:t>«</w:t>
+      </w:r>
+      <w:proofErr w:type="spellStart"/>
+      <w:r>
+        <w:t>DeliveryPoints</w:t>
+      </w:r>
+      <w:proofErr w:type="spellEnd"/>
+      <w:r>
+        <w:t xml:space="preserve">» – справочник пунктов выдачи: </w:t>
+      </w:r>
+      <w:proofErr w:type="spellStart"/>
+      <w:r>
+        <w:t>DeliveryPointId</w:t>
+      </w:r>
+      <w:proofErr w:type="spellEnd"/>
+      <w:r>
+        <w:t xml:space="preserve"> (</w:t>
+      </w:r>
+      <w:proofErr w:type="spellStart"/>
+      <w:r>
+        <w:t>int</w:t>
+      </w:r>
+      <w:proofErr w:type="spellEnd"/>
+      <w:r>
+        <w:t xml:space="preserve">, первичный ключ, не </w:t>
+      </w:r>
+      <w:proofErr w:type="spellStart"/>
+      <w:r>
+        <w:t>null</w:t>
+      </w:r>
+      <w:proofErr w:type="spellEnd"/>
+      <w:r>
+        <w:t xml:space="preserve">) – идентификатор пункта выдачи, </w:t>
+      </w:r>
+      <w:proofErr w:type="spellStart"/>
+      <w:r>
+        <w:t>Address</w:t>
+      </w:r>
+      <w:proofErr w:type="spellEnd"/>
+      <w:r>
+        <w:t xml:space="preserve"> (</w:t>
+      </w:r>
+      <w:proofErr w:type="spellStart"/>
+      <w:r>
+        <w:t>varchar</w:t>
+      </w:r>
+      <w:proofErr w:type="spellEnd"/>
+      <w:r>
+        <w:t>(</w:t>
+      </w:r>
+      <w:proofErr w:type="spellStart"/>
+      <w:r>
+        <w:t>max</w:t>
+      </w:r>
+      <w:proofErr w:type="spellEnd"/>
+      <w:r>
+        <w:t xml:space="preserve">), не </w:t>
+      </w:r>
+      <w:proofErr w:type="spellStart"/>
+      <w:r>
+        <w:t>null</w:t>
+      </w:r>
+      <w:proofErr w:type="spellEnd"/>
+      <w:r>
+        <w:t>) – адрес пункта выдачи.</w:t>
+      </w:r>
+    </w:p>
+    <w:p>
+      <w:r>
+        <w:t>«</w:t>
+      </w:r>
+      <w:proofErr w:type="spellStart"/>
+      <w:r>
+        <w:t>Manufacturers</w:t>
+      </w:r>
+      <w:proofErr w:type="spellEnd"/>
+      <w:r>
+        <w:t xml:space="preserve">» – справочник производителей: </w:t>
+      </w:r>
+      <w:proofErr w:type="spellStart"/>
+      <w:r>
+        <w:t>Manufacturer</w:t>
+      </w:r>
+      <w:proofErr w:type="spellEnd"/>
+      <w:r>
+        <w:t xml:space="preserve"> (</w:t>
+      </w:r>
+      <w:proofErr w:type="spellStart"/>
+      <w:proofErr w:type="gramStart"/>
+      <w:r>
+        <w:t>varchar</w:t>
+      </w:r>
+      <w:proofErr w:type="spellEnd"/>
+      <w:r>
+        <w:t>(</w:t>
+      </w:r>
+      <w:proofErr w:type="gramEnd"/>
+      <w:r>
+        <w:t xml:space="preserve">50), первичный ключ, не </w:t>
+      </w:r>
+      <w:proofErr w:type="spellStart"/>
+      <w:r>
+        <w:t>null</w:t>
+      </w:r>
+      <w:proofErr w:type="spellEnd"/>
+      <w:r>
+        <w:t>) – наименование производителя.</w:t>
+      </w:r>
+    </w:p>
+    <w:p>
+      <w:r>
+        <w:t>«</w:t>
+      </w:r>
+      <w:proofErr w:type="spellStart"/>
+      <w:r>
+        <w:t>OrderComposition</w:t>
+      </w:r>
+      <w:proofErr w:type="spellEnd"/>
+      <w:r>
+        <w:t xml:space="preserve">» – состав заказа: </w:t>
+      </w:r>
+      <w:proofErr w:type="spellStart"/>
+      <w:r>
+        <w:t>OrderId</w:t>
+      </w:r>
+      <w:proofErr w:type="spellEnd"/>
+      <w:r>
+        <w:t xml:space="preserve"> (</w:t>
+      </w:r>
+      <w:proofErr w:type="spellStart"/>
+      <w:r>
+        <w:t>int</w:t>
+      </w:r>
+      <w:proofErr w:type="spellEnd"/>
+      <w:r>
+        <w:t xml:space="preserve">, не </w:t>
+      </w:r>
+      <w:proofErr w:type="spellStart"/>
+      <w:r>
+        <w:t>null</w:t>
+      </w:r>
+      <w:proofErr w:type="spellEnd"/>
+      <w:r>
+        <w:t xml:space="preserve">) – идентификатор заказа, </w:t>
+      </w:r>
+      <w:proofErr w:type="spellStart"/>
+      <w:r>
+        <w:t>Article</w:t>
+      </w:r>
+      <w:proofErr w:type="spellEnd"/>
+      <w:r>
+        <w:t xml:space="preserve"> (</w:t>
+      </w:r>
+      <w:proofErr w:type="spellStart"/>
+      <w:proofErr w:type="gramStart"/>
+      <w:r>
+        <w:t>varchar</w:t>
+      </w:r>
+      <w:proofErr w:type="spellEnd"/>
+      <w:r>
+        <w:t>(</w:t>
+      </w:r>
+      <w:proofErr w:type="gramEnd"/>
+      <w:r>
+        <w:t xml:space="preserve">50), не </w:t>
+      </w:r>
+      <w:proofErr w:type="spellStart"/>
+      <w:r>
+        <w:t>null</w:t>
+      </w:r>
+      <w:proofErr w:type="spellEnd"/>
+      <w:r>
+        <w:t xml:space="preserve">) – артикул товара, </w:t>
+      </w:r>
+      <w:proofErr w:type="spellStart"/>
+      <w:r>
+        <w:t>Quantity</w:t>
+      </w:r>
+      <w:proofErr w:type="spellEnd"/>
+      <w:r>
+        <w:t xml:space="preserve"> (</w:t>
+      </w:r>
+      <w:proofErr w:type="spellStart"/>
+      <w:r>
+        <w:t>int</w:t>
+      </w:r>
+      <w:proofErr w:type="spellEnd"/>
+      <w:r>
+        <w:t xml:space="preserve">, не </w:t>
+      </w:r>
+      <w:proofErr w:type="spellStart"/>
+      <w:r>
+        <w:t>null</w:t>
+      </w:r>
+      <w:proofErr w:type="spellEnd"/>
+      <w:r>
+        <w:t>) – количество.</w:t>
+      </w:r>
+    </w:p>
+    <w:p>
+      <w:r>
+        <w:t>«</w:t>
+      </w:r>
+      <w:proofErr w:type="spellStart"/>
+      <w:r>
+        <w:t>Orders</w:t>
+      </w:r>
+      <w:proofErr w:type="spellEnd"/>
+      <w:r>
+        <w:t xml:space="preserve">» – заказы: </w:t>
+      </w:r>
+      <w:proofErr w:type="spellStart"/>
+      <w:r>
+        <w:t>OrderId</w:t>
+      </w:r>
+      <w:proofErr w:type="spellEnd"/>
+      <w:r>
+        <w:t xml:space="preserve"> (</w:t>
+      </w:r>
+      <w:proofErr w:type="spellStart"/>
+      <w:r>
+        <w:t>int</w:t>
+      </w:r>
+      <w:proofErr w:type="spellEnd"/>
+      <w:r>
+        <w:t xml:space="preserve">, первичный ключ, не </w:t>
+      </w:r>
+      <w:proofErr w:type="spellStart"/>
+      <w:r>
+        <w:t>null</w:t>
+      </w:r>
+      <w:proofErr w:type="spellEnd"/>
+      <w:r>
+        <w:t xml:space="preserve">) – идентификатор заказа, </w:t>
+      </w:r>
+      <w:proofErr w:type="spellStart"/>
+      <w:r>
+        <w:t>OrderDate</w:t>
+      </w:r>
+      <w:proofErr w:type="spellEnd"/>
+      <w:r>
+        <w:t xml:space="preserve"> (</w:t>
+      </w:r>
+      <w:proofErr w:type="spellStart"/>
+      <w:r>
+        <w:t>datetime</w:t>
+      </w:r>
+      <w:proofErr w:type="spellEnd"/>
+      <w:r>
+        <w:t xml:space="preserve">, не </w:t>
+      </w:r>
+      <w:proofErr w:type="spellStart"/>
+      <w:r>
+        <w:t>null</w:t>
+      </w:r>
+      <w:proofErr w:type="spellEnd"/>
+      <w:r>
+        <w:t xml:space="preserve">) – дата заказа, </w:t>
+      </w:r>
+      <w:proofErr w:type="spellStart"/>
+      <w:r>
+        <w:t>DeliveryDate</w:t>
+      </w:r>
+      <w:proofErr w:type="spellEnd"/>
+      <w:r>
+        <w:t xml:space="preserve"> (</w:t>
+      </w:r>
+      <w:proofErr w:type="spellStart"/>
+      <w:r>
+        <w:t>datetime</w:t>
+      </w:r>
+      <w:proofErr w:type="spellEnd"/>
+      <w:r>
+        <w:t xml:space="preserve">, не </w:t>
+      </w:r>
+      <w:proofErr w:type="spellStart"/>
+      <w:r>
+        <w:t>null</w:t>
+      </w:r>
+      <w:proofErr w:type="spellEnd"/>
+      <w:r>
+        <w:t xml:space="preserve">) – дата доставки, </w:t>
+      </w:r>
+      <w:proofErr w:type="spellStart"/>
+      <w:r>
+        <w:t>DeliveryPointId</w:t>
+      </w:r>
+      <w:proofErr w:type="spellEnd"/>
+      <w:r>
+        <w:t xml:space="preserve"> (</w:t>
+      </w:r>
+      <w:proofErr w:type="spellStart"/>
+      <w:r>
+        <w:t>int</w:t>
+      </w:r>
+      <w:proofErr w:type="spellEnd"/>
+      <w:r>
+        <w:t xml:space="preserve">, не </w:t>
+      </w:r>
+      <w:proofErr w:type="spellStart"/>
+      <w:r>
+        <w:t>null</w:t>
+      </w:r>
+      <w:proofErr w:type="spellEnd"/>
+      <w:r>
+        <w:t xml:space="preserve">) – идентификатор пункта выдачи, </w:t>
+      </w:r>
+      <w:proofErr w:type="spellStart"/>
+      <w:r>
+        <w:lastRenderedPageBreak/>
+        <w:t>UserId</w:t>
+      </w:r>
+      <w:proofErr w:type="spellEnd"/>
+      <w:r>
+        <w:t xml:space="preserve"> (</w:t>
+      </w:r>
+      <w:proofErr w:type="spellStart"/>
+      <w:r>
+        <w:t>int</w:t>
+      </w:r>
+      <w:proofErr w:type="spellEnd"/>
+      <w:r>
+        <w:t xml:space="preserve">, не </w:t>
+      </w:r>
+      <w:proofErr w:type="spellStart"/>
+      <w:r>
+        <w:t>null</w:t>
+      </w:r>
+      <w:proofErr w:type="spellEnd"/>
+      <w:r>
+        <w:t xml:space="preserve">) – идентификатор пользователя, </w:t>
+      </w:r>
+      <w:proofErr w:type="spellStart"/>
+      <w:r>
+        <w:t>RecieverCode</w:t>
+      </w:r>
+      <w:proofErr w:type="spellEnd"/>
+      <w:r>
+        <w:t xml:space="preserve"> (</w:t>
+      </w:r>
+      <w:proofErr w:type="spellStart"/>
+      <w:r>
+        <w:t>varchar</w:t>
+      </w:r>
+      <w:proofErr w:type="spellEnd"/>
+      <w:r>
+        <w:t xml:space="preserve">(3), не </w:t>
+      </w:r>
+      <w:proofErr w:type="spellStart"/>
+      <w:r>
+        <w:t>null</w:t>
+      </w:r>
+      <w:proofErr w:type="spellEnd"/>
+      <w:r>
+        <w:t xml:space="preserve">) – код получателя, </w:t>
+      </w:r>
+      <w:proofErr w:type="spellStart"/>
+      <w:r>
+        <w:t>OrderStatus</w:t>
+      </w:r>
+      <w:proofErr w:type="spellEnd"/>
+      <w:r>
+        <w:t xml:space="preserve"> (</w:t>
+      </w:r>
+      <w:proofErr w:type="spellStart"/>
+      <w:r>
+        <w:t>varchar</w:t>
+      </w:r>
+      <w:proofErr w:type="spellEnd"/>
+      <w:r>
+        <w:t xml:space="preserve">(50), не </w:t>
+      </w:r>
+      <w:proofErr w:type="spellStart"/>
+      <w:r>
+        <w:t>null</w:t>
+      </w:r>
+      <w:proofErr w:type="spellEnd"/>
+      <w:r>
+        <w:t>) – статус заказа.</w:t>
+      </w:r>
+    </w:p>
+    <w:p>
+      <w:r>
+        <w:t>«</w:t>
+      </w:r>
+      <w:proofErr w:type="spellStart"/>
+      <w:r>
+        <w:t>OrderStatuses</w:t>
+      </w:r>
+      <w:proofErr w:type="spellEnd"/>
+      <w:r>
+        <w:t xml:space="preserve">» – справочник статусов заказа: </w:t>
+      </w:r>
+      <w:proofErr w:type="spellStart"/>
+      <w:r>
+        <w:t>OrderStatus</w:t>
+      </w:r>
+      <w:proofErr w:type="spellEnd"/>
+      <w:r>
+        <w:t xml:space="preserve"> (</w:t>
+      </w:r>
+      <w:proofErr w:type="spellStart"/>
+      <w:proofErr w:type="gramStart"/>
+      <w:r>
+        <w:t>varchar</w:t>
+      </w:r>
+      <w:proofErr w:type="spellEnd"/>
+      <w:r>
+        <w:t>(</w:t>
+      </w:r>
+      <w:proofErr w:type="gramEnd"/>
+      <w:r>
+        <w:t xml:space="preserve">50), первичный ключ, не </w:t>
+      </w:r>
+      <w:proofErr w:type="spellStart"/>
+      <w:r>
+        <w:t>null</w:t>
+      </w:r>
+      <w:proofErr w:type="spellEnd"/>
+      <w:r>
+        <w:t>) – статус заказа.</w:t>
+      </w:r>
+    </w:p>
+    <w:p>
+      <w:r>
+        <w:t>«</w:t>
+      </w:r>
+      <w:proofErr w:type="spellStart"/>
+      <w:r>
+        <w:t>Product</w:t>
+      </w:r>
+      <w:proofErr w:type="spellEnd"/>
+      <w:r>
+        <w:t xml:space="preserve">» – товары: </w:t>
+      </w:r>
+      <w:proofErr w:type="spellStart"/>
+      <w:r>
+        <w:t>Article</w:t>
+      </w:r>
+      <w:proofErr w:type="spellEnd"/>
+      <w:r>
+        <w:t xml:space="preserve"> (</w:t>
+      </w:r>
+      <w:proofErr w:type="spellStart"/>
+      <w:r>
+        <w:t>varchar</w:t>
+      </w:r>
+      <w:proofErr w:type="spellEnd"/>
+      <w:r>
+        <w:t xml:space="preserve">(50), первичный ключ, не </w:t>
+      </w:r>
+      <w:proofErr w:type="spellStart"/>
+      <w:r>
+        <w:t>null</w:t>
+      </w:r>
+      <w:proofErr w:type="spellEnd"/>
+      <w:r>
+        <w:t xml:space="preserve">) – артикул, </w:t>
+      </w:r>
+      <w:proofErr w:type="spellStart"/>
+      <w:r>
+        <w:t>ProductName</w:t>
+      </w:r>
+      <w:proofErr w:type="spellEnd"/>
+      <w:r>
+        <w:t xml:space="preserve"> (</w:t>
+      </w:r>
+      <w:proofErr w:type="spellStart"/>
+      <w:r>
+        <w:t>varchar</w:t>
+      </w:r>
+      <w:proofErr w:type="spellEnd"/>
+      <w:r>
+        <w:t xml:space="preserve">(50), не </w:t>
+      </w:r>
+      <w:proofErr w:type="spellStart"/>
+      <w:r>
+        <w:t>null</w:t>
+      </w:r>
+      <w:proofErr w:type="spellEnd"/>
+      <w:r>
+        <w:t xml:space="preserve">) – наименование товара, </w:t>
+      </w:r>
+      <w:proofErr w:type="spellStart"/>
+      <w:r>
+        <w:t>EdIzm</w:t>
+      </w:r>
+      <w:proofErr w:type="spellEnd"/>
+      <w:r>
+        <w:t xml:space="preserve"> (</w:t>
+      </w:r>
+      <w:proofErr w:type="spellStart"/>
+      <w:r>
+        <w:t>varchar</w:t>
+      </w:r>
+      <w:proofErr w:type="spellEnd"/>
+      <w:r>
+        <w:t xml:space="preserve">(3), не </w:t>
+      </w:r>
+      <w:proofErr w:type="spellStart"/>
+      <w:r>
+        <w:t>null</w:t>
+      </w:r>
+      <w:proofErr w:type="spellEnd"/>
+      <w:r>
+        <w:t xml:space="preserve">) – единица измерения, </w:t>
+      </w:r>
+      <w:proofErr w:type="spellStart"/>
+      <w:r>
+        <w:t>Cost</w:t>
+      </w:r>
+      <w:proofErr w:type="spellEnd"/>
+      <w:r>
+        <w:t xml:space="preserve"> (</w:t>
+      </w:r>
+      <w:proofErr w:type="spellStart"/>
+      <w:r>
+        <w:t>float</w:t>
+      </w:r>
+      <w:proofErr w:type="spellEnd"/>
+      <w:r>
+        <w:t xml:space="preserve">, не </w:t>
+      </w:r>
+      <w:proofErr w:type="spellStart"/>
+      <w:r>
+        <w:t>null</w:t>
+      </w:r>
+      <w:proofErr w:type="spellEnd"/>
+      <w:r>
+        <w:t xml:space="preserve">) – стоимость, </w:t>
+      </w:r>
+      <w:proofErr w:type="spellStart"/>
+      <w:r>
+        <w:t>Deliverer</w:t>
+      </w:r>
+      <w:proofErr w:type="spellEnd"/>
+      <w:r>
+        <w:t xml:space="preserve"> (</w:t>
+      </w:r>
+      <w:proofErr w:type="spellStart"/>
+      <w:r>
+        <w:t>varchar</w:t>
+      </w:r>
+      <w:proofErr w:type="spellEnd"/>
+      <w:r>
+        <w:t xml:space="preserve">(50), не </w:t>
+      </w:r>
+      <w:proofErr w:type="spellStart"/>
+      <w:r>
+        <w:t>null</w:t>
+      </w:r>
+      <w:proofErr w:type="spellEnd"/>
+      <w:r>
+        <w:t xml:space="preserve">) – поставщик, </w:t>
+      </w:r>
+      <w:proofErr w:type="spellStart"/>
+      <w:r>
+        <w:t>Manufacturer</w:t>
+      </w:r>
+      <w:proofErr w:type="spellEnd"/>
+      <w:r>
+        <w:t xml:space="preserve"> (</w:t>
+      </w:r>
+      <w:proofErr w:type="spellStart"/>
+      <w:r>
+        <w:t>varchar</w:t>
+      </w:r>
+      <w:proofErr w:type="spellEnd"/>
+      <w:r>
+        <w:t xml:space="preserve">(50), не </w:t>
+      </w:r>
+      <w:proofErr w:type="spellStart"/>
+      <w:r>
+        <w:t>null</w:t>
+      </w:r>
+      <w:proofErr w:type="spellEnd"/>
+      <w:r>
+        <w:t xml:space="preserve">) – производитель, </w:t>
+      </w:r>
+      <w:proofErr w:type="spellStart"/>
+      <w:r>
+        <w:t>ProductCategory</w:t>
+      </w:r>
+      <w:proofErr w:type="spellEnd"/>
+      <w:r>
+        <w:t xml:space="preserve"> (</w:t>
+      </w:r>
+      <w:proofErr w:type="spellStart"/>
+      <w:r>
+        <w:t>varchar</w:t>
+      </w:r>
+      <w:proofErr w:type="spellEnd"/>
+      <w:r>
+        <w:t xml:space="preserve">(50), не </w:t>
+      </w:r>
+      <w:proofErr w:type="spellStart"/>
+      <w:r>
+        <w:t>null</w:t>
+      </w:r>
+      <w:proofErr w:type="spellEnd"/>
+      <w:r>
+        <w:t xml:space="preserve">) – категория товара, </w:t>
+      </w:r>
+      <w:proofErr w:type="spellStart"/>
+      <w:r>
+        <w:t>CurrentDiscount</w:t>
+      </w:r>
+      <w:proofErr w:type="spellEnd"/>
+      <w:r>
+        <w:t xml:space="preserve"> (</w:t>
+      </w:r>
+      <w:proofErr w:type="spellStart"/>
+      <w:r>
+        <w:t>float</w:t>
+      </w:r>
+      <w:proofErr w:type="spellEnd"/>
+      <w:r>
+        <w:t xml:space="preserve">, </w:t>
+      </w:r>
+      <w:proofErr w:type="spellStart"/>
+      <w:r>
+        <w:t>null</w:t>
+      </w:r>
+      <w:proofErr w:type="spellEnd"/>
+      <w:r>
+        <w:t xml:space="preserve">) – текущая скидка, </w:t>
+      </w:r>
+      <w:proofErr w:type="spellStart"/>
+      <w:r>
+        <w:t>AmountStored</w:t>
+      </w:r>
+      <w:proofErr w:type="spellEnd"/>
+      <w:r>
+        <w:t xml:space="preserve"> (</w:t>
+      </w:r>
+      <w:proofErr w:type="spellStart"/>
+      <w:r>
+        <w:t>int</w:t>
+      </w:r>
+      <w:proofErr w:type="spellEnd"/>
+      <w:r>
+        <w:t xml:space="preserve">, не </w:t>
+      </w:r>
+      <w:proofErr w:type="spellStart"/>
+      <w:r>
+        <w:t>null</w:t>
+      </w:r>
+      <w:proofErr w:type="spellEnd"/>
+      <w:r>
+        <w:t xml:space="preserve">) – количество на складе, </w:t>
+      </w:r>
+      <w:proofErr w:type="spellStart"/>
+      <w:r>
+        <w:t>Description</w:t>
+      </w:r>
+      <w:proofErr w:type="spellEnd"/>
+      <w:r>
+        <w:t xml:space="preserve"> (</w:t>
+      </w:r>
+      <w:proofErr w:type="spellStart"/>
+      <w:r>
+        <w:t>varchar</w:t>
+      </w:r>
+      <w:proofErr w:type="spellEnd"/>
+      <w:r>
+        <w:t>(</w:t>
+      </w:r>
+      <w:proofErr w:type="spellStart"/>
+      <w:r>
+        <w:t>max</w:t>
+      </w:r>
+      <w:proofErr w:type="spellEnd"/>
+      <w:r>
+        <w:t xml:space="preserve">), не </w:t>
+      </w:r>
+      <w:proofErr w:type="spellStart"/>
+      <w:r>
+        <w:t>null</w:t>
+      </w:r>
+      <w:proofErr w:type="spellEnd"/>
+      <w:r>
+        <w:t xml:space="preserve">) – описание, </w:t>
+      </w:r>
+      <w:proofErr w:type="spellStart"/>
+      <w:r>
+        <w:t>Image</w:t>
+      </w:r>
+      <w:proofErr w:type="spellEnd"/>
+      <w:r>
+        <w:t xml:space="preserve"> (</w:t>
+      </w:r>
+      <w:proofErr w:type="spellStart"/>
+      <w:r>
+        <w:t>varchar</w:t>
+      </w:r>
+      <w:proofErr w:type="spellEnd"/>
+      <w:r>
+        <w:t xml:space="preserve">(50), не </w:t>
+      </w:r>
+      <w:proofErr w:type="spellStart"/>
+      <w:r>
+        <w:t>null</w:t>
+      </w:r>
+      <w:proofErr w:type="spellEnd"/>
+      <w:r>
+        <w:t>) – изображение.</w:t>
+      </w:r>
+    </w:p>
+    <w:p>
+      <w:r>
+        <w:t>«</w:t>
+      </w:r>
+      <w:proofErr w:type="spellStart"/>
+      <w:r>
+        <w:t>ProductCategories</w:t>
+      </w:r>
+      <w:proofErr w:type="spellEnd"/>
+      <w:r>
+        <w:t xml:space="preserve">» – справочник категорий товаров: </w:t>
+      </w:r>
+      <w:proofErr w:type="spellStart"/>
+      <w:r>
+        <w:t>ProductCategory</w:t>
+      </w:r>
+      <w:proofErr w:type="spellEnd"/>
+      <w:r>
+        <w:t xml:space="preserve"> (</w:t>
+      </w:r>
+      <w:proofErr w:type="spellStart"/>
+      <w:proofErr w:type="gramStart"/>
+      <w:r>
+        <w:t>varchar</w:t>
+      </w:r>
+      <w:proofErr w:type="spellEnd"/>
+      <w:r>
+        <w:t>(</w:t>
+      </w:r>
+      <w:proofErr w:type="gramEnd"/>
+      <w:r>
+        <w:t xml:space="preserve">50), первичный ключ, не </w:t>
+      </w:r>
+      <w:proofErr w:type="spellStart"/>
+      <w:r>
+        <w:t>null</w:t>
+      </w:r>
+      <w:proofErr w:type="spellEnd"/>
+      <w:r>
+        <w:t>) – категория товара.</w:t>
+      </w:r>
+    </w:p>
+    <w:p>
+      <w:r>
+        <w:t>«</w:t>
+      </w:r>
+      <w:proofErr w:type="spellStart"/>
+      <w:r>
+        <w:t>UserRoles</w:t>
+      </w:r>
+      <w:proofErr w:type="spellEnd"/>
+      <w:r>
+        <w:t xml:space="preserve">» – справочник ролей пользователей: </w:t>
+      </w:r>
+      <w:proofErr w:type="spellStart"/>
+      <w:r>
+        <w:t>UserRole</w:t>
+      </w:r>
+      <w:proofErr w:type="spellEnd"/>
+      <w:r>
+        <w:t xml:space="preserve"> (</w:t>
+      </w:r>
+      <w:proofErr w:type="spellStart"/>
+      <w:proofErr w:type="gramStart"/>
+      <w:r>
+        <w:t>varchar</w:t>
+      </w:r>
+      <w:proofErr w:type="spellEnd"/>
+      <w:r>
+        <w:t>(</w:t>
+      </w:r>
+      <w:proofErr w:type="gramEnd"/>
+      <w:r>
+        <w:t xml:space="preserve">50), первичный ключ, не </w:t>
+      </w:r>
+      <w:proofErr w:type="spellStart"/>
+      <w:r>
+        <w:t>null</w:t>
+      </w:r>
+      <w:proofErr w:type="spellEnd"/>
+      <w:r>
+        <w:t>) – роль пользователя.</w:t>
+      </w:r>
+    </w:p>
+    <w:p>
+      <w:r>
+        <w:t>«</w:t>
+      </w:r>
+      <w:proofErr w:type="spellStart"/>
+      <w:r>
+        <w:t>Users</w:t>
+      </w:r>
+      <w:proofErr w:type="spellEnd"/>
+      <w:r>
+        <w:t xml:space="preserve">» – пользователи: </w:t>
+      </w:r>
+      <w:proofErr w:type="spellStart"/>
+      <w:r>
+        <w:t>UserId</w:t>
+      </w:r>
+      <w:proofErr w:type="spellEnd"/>
+      <w:r>
+        <w:t xml:space="preserve"> (</w:t>
+      </w:r>
+      <w:proofErr w:type="spellStart"/>
+      <w:r>
+        <w:t>int</w:t>
+      </w:r>
+      <w:proofErr w:type="spellEnd"/>
+      <w:r>
+        <w:t xml:space="preserve">, первичный ключ, не </w:t>
+      </w:r>
+      <w:proofErr w:type="spellStart"/>
+      <w:r>
+        <w:t>null</w:t>
+      </w:r>
+      <w:proofErr w:type="spellEnd"/>
+      <w:r>
+        <w:t xml:space="preserve">) – идентификатор пользователя, </w:t>
+      </w:r>
+      <w:proofErr w:type="spellStart"/>
+      <w:r>
+        <w:t>UserRole</w:t>
+      </w:r>
+      <w:proofErr w:type="spellEnd"/>
+      <w:r>
+        <w:t xml:space="preserve"> (</w:t>
+      </w:r>
+      <w:proofErr w:type="spellStart"/>
+      <w:proofErr w:type="gramStart"/>
+      <w:r>
+        <w:t>varchar</w:t>
+      </w:r>
+      <w:proofErr w:type="spellEnd"/>
+      <w:r>
+        <w:t>(</w:t>
+      </w:r>
+      <w:proofErr w:type="gramEnd"/>
+      <w:r>
+        <w:t xml:space="preserve">50), не </w:t>
+      </w:r>
+      <w:proofErr w:type="spellStart"/>
+      <w:r>
+        <w:t>null</w:t>
+      </w:r>
+      <w:proofErr w:type="spellEnd"/>
+      <w:r>
+        <w:t xml:space="preserve">) – роль пользователя, </w:t>
+      </w:r>
+      <w:proofErr w:type="spellStart"/>
+      <w:r>
+        <w:t>FullName</w:t>
+      </w:r>
+      <w:proofErr w:type="spellEnd"/>
+      <w:r>
+        <w:t xml:space="preserve"> (</w:t>
+      </w:r>
+      <w:proofErr w:type="spellStart"/>
+      <w:r>
+        <w:t>varchar</w:t>
+      </w:r>
+      <w:proofErr w:type="spellEnd"/>
+      <w:r>
+        <w:t xml:space="preserve">(50), не </w:t>
+      </w:r>
+      <w:proofErr w:type="spellStart"/>
+      <w:r>
+        <w:t>null</w:t>
+      </w:r>
+      <w:proofErr w:type="spellEnd"/>
+      <w:r>
+        <w:t xml:space="preserve">) – полное имя, </w:t>
+      </w:r>
+      <w:proofErr w:type="spellStart"/>
+      <w:r>
+        <w:t>Login</w:t>
+      </w:r>
+      <w:proofErr w:type="spellEnd"/>
+      <w:r>
+        <w:t xml:space="preserve"> (</w:t>
+      </w:r>
+      <w:proofErr w:type="spellStart"/>
+      <w:r>
+        <w:t>varchar</w:t>
+      </w:r>
+      <w:proofErr w:type="spellEnd"/>
+      <w:r>
+        <w:t xml:space="preserve">(50), не </w:t>
+      </w:r>
+      <w:proofErr w:type="spellStart"/>
+      <w:r>
+        <w:t>null</w:t>
+      </w:r>
+      <w:proofErr w:type="spellEnd"/>
+      <w:r>
+        <w:t xml:space="preserve">) – логин, </w:t>
+      </w:r>
+      <w:proofErr w:type="spellStart"/>
+      <w:r>
+        <w:t>Password</w:t>
+      </w:r>
+      <w:proofErr w:type="spellEnd"/>
+      <w:r>
+        <w:t xml:space="preserve"> (</w:t>
+      </w:r>
+      <w:proofErr w:type="spellStart"/>
+      <w:r>
+        <w:t>varchar</w:t>
+      </w:r>
+      <w:proofErr w:type="spellEnd"/>
+      <w:r>
+        <w:t xml:space="preserve">(255), не </w:t>
+      </w:r>
+      <w:proofErr w:type="spellStart"/>
+      <w:r>
+        <w:t>null</w:t>
+      </w:r>
+      <w:proofErr w:type="spellEnd"/>
+      <w:r>
+        <w:t>) – пароль.</w:t>
+      </w:r>
+    </w:p>
     <w:p>
       <w:pPr>
         <w:rPr>
@@ -688,7 +2477,84 @@
         <w:t>-диаграмму БД (смотреть рисунок 2).</w:t>
       </w:r>
     </w:p>
-    <w:p/>
+    <w:p>
+      <w:pPr>
+        <w:rPr>
+          <w:szCs w:val="28"/>
+        </w:rPr>
+      </w:pPr>
+    </w:p>
+    <w:p>
+      <w:pPr>
+        <w:ind w:firstLine="0"/>
+        <w:jc w:val="center"/>
+      </w:pPr>
+      <w:r>
+        <w:lastRenderedPageBreak/>
+        <w:drawing>
+          <wp:inline distT="0" distB="0" distL="0" distR="0" wp14:anchorId="40445E82" wp14:editId="19D7C535">
+            <wp:extent cx="5712636" cy="2350135"/>
+            <wp:effectExtent l="0" t="0" r="2540" b="0"/>
+            <wp:docPr id="2" name="Рисунок 2"/>
+            <wp:cNvGraphicFramePr>
+              <a:graphicFrameLocks xmlns:a="http://schemas.openxmlformats.org/drawingml/2006/main" noChangeAspect="1"/>
+            </wp:cNvGraphicFramePr>
+            <a:graphic xmlns:a="http://schemas.openxmlformats.org/drawingml/2006/main">
+              <a:graphicData uri="http://schemas.openxmlformats.org/drawingml/2006/picture">
+                <pic:pic xmlns:pic="http://schemas.openxmlformats.org/drawingml/2006/picture">
+                  <pic:nvPicPr>
+                    <pic:cNvPr id="1" name=""/>
+                    <pic:cNvPicPr/>
+                  </pic:nvPicPr>
+                  <pic:blipFill>
+                    <a:blip r:embed="rId9"/>
+                    <a:stretch>
+                      <a:fillRect/>
+                    </a:stretch>
+                  </pic:blipFill>
+                  <pic:spPr>
+                    <a:xfrm>
+                      <a:off x="0" y="0"/>
+                      <a:ext cx="5713203" cy="2350368"/>
+                    </a:xfrm>
+                    <a:prstGeom prst="rect">
+                      <a:avLst/>
+                    </a:prstGeom>
+                  </pic:spPr>
+                </pic:pic>
+              </a:graphicData>
+            </a:graphic>
+          </wp:inline>
+        </w:drawing>
+      </w:r>
+    </w:p>
+    <w:p>
+      <w:pPr>
+        <w:ind w:firstLine="0"/>
+        <w:jc w:val="center"/>
+      </w:pPr>
+      <w:r>
+        <w:t xml:space="preserve">Рисунок 2 – </w:t>
+      </w:r>
+      <w:r>
+        <w:rPr>
+          <w:lang w:val="en-US"/>
+        </w:rPr>
+        <w:t>ER</w:t>
+      </w:r>
+      <w:r>
+        <w:t>-</w:t>
+      </w:r>
+      <w:r>
+        <w:t>диаграмма БД</w:t>
+      </w:r>
+    </w:p>
+    <w:p>
+      <w:pPr>
+        <w:ind w:firstLine="0"/>
+        <w:jc w:val="center"/>
+      </w:pPr>
+    </w:p>
     <w:p>
       <w:pPr>
         <w:rPr>
@@ -713,19 +2579,75 @@
         <w:rPr>
           <w:bCs/>
           <w:szCs w:val="28"/>
-          <w:lang w:val="en-US"/>
-        </w:rPr>
-        <w:t>ER</w:t>
+        </w:rPr>
+        <w:t>полную атрибутивную модель</w:t>
       </w:r>
       <w:r>
         <w:rPr>
           <w:bCs/>
           <w:szCs w:val="28"/>
         </w:rPr>
-        <w:t>-диаграмму БД с указанием атрибутов (смотреть рисунок 3).</w:t>
-      </w:r>
-    </w:p>
-    <w:p/>
+        <w:t xml:space="preserve"> БД (смотреть рисунок 3).</w:t>
+      </w:r>
+    </w:p>
+    <w:p>
+      <w:pPr>
+        <w:ind w:firstLine="0"/>
+        <w:jc w:val="center"/>
+      </w:pPr>
+    </w:p>
+    <w:p>
+      <w:pPr>
+        <w:ind w:firstLine="0"/>
+        <w:jc w:val="center"/>
+      </w:pPr>
+      <w:r>
+        <w:drawing>
+          <wp:inline distT="0" distB="0" distL="0" distR="0" wp14:anchorId="6113E42C" wp14:editId="19711886">
+            <wp:extent cx="6120130" cy="2533650"/>
+            <wp:effectExtent l="0" t="0" r="0" b="0"/>
+            <wp:docPr id="3" name="Рисунок 3"/>
+            <wp:cNvGraphicFramePr>
+              <a:graphicFrameLocks xmlns:a="http://schemas.openxmlformats.org/drawingml/2006/main" noChangeAspect="1"/>
+            </wp:cNvGraphicFramePr>
+            <a:graphic xmlns:a="http://schemas.openxmlformats.org/drawingml/2006/main">
+              <a:graphicData uri="http://schemas.openxmlformats.org/drawingml/2006/picture">
+                <pic:pic xmlns:pic="http://schemas.openxmlformats.org/drawingml/2006/picture">
+                  <pic:nvPicPr>
+                    <pic:cNvPr id="1" name=""/>
+                    <pic:cNvPicPr/>
+                  </pic:nvPicPr>
+                  <pic:blipFill>
+                    <a:blip r:embed="rId10"/>
+                    <a:stretch>
+                      <a:fillRect/>
+                    </a:stretch>
+                  </pic:blipFill>
+                  <pic:spPr>
+                    <a:xfrm>
+                      <a:off x="0" y="0"/>
+                      <a:ext cx="6120130" cy="2533650"/>
+                    </a:xfrm>
+                    <a:prstGeom prst="rect">
+                      <a:avLst/>
+                    </a:prstGeom>
+                  </pic:spPr>
+                </pic:pic>
+              </a:graphicData>
+            </a:graphic>
+          </wp:inline>
+        </w:drawing>
+      </w:r>
+    </w:p>
+    <w:p>
+      <w:pPr>
+        <w:ind w:firstLine="0"/>
+        <w:jc w:val="center"/>
+      </w:pPr>
+      <w:r>
+        <w:t>Рисунок 3 – Полная атрибутивная модель БД</w:t>
+      </w:r>
+    </w:p>
     <w:p>
       <w:r>
         <w:br w:type="page"/>
@@ -735,6 +2657,7 @@
       <w:pPr>
         <w:pStyle w:val="1"/>
       </w:pPr>
+      <w:bookmarkStart w:id="7" w:name="_Toc224828916"/>
       <w:r>
         <w:lastRenderedPageBreak/>
         <w:t xml:space="preserve">3 </w:t>
@@ -742,14 +2665,17 @@
       <w:r>
         <w:t>Разработка программного обеспечения</w:t>
       </w:r>
+      <w:bookmarkEnd w:id="7"/>
     </w:p>
     <w:p>
       <w:pPr>
         <w:pStyle w:val="2"/>
       </w:pPr>
+      <w:bookmarkStart w:id="8" w:name="_Toc224828917"/>
       <w:r>
         <w:t>3.1 Описание программных модулей</w:t>
       </w:r>
+      <w:bookmarkEnd w:id="8"/>
     </w:p>
     <w:p/>
     <w:p>
@@ -848,146 +2774,324 @@
         <w:ind w:left="0" w:firstLine="709"/>
       </w:pPr>
       <w:r>
-        <w:t>Обработка исключительных ситуаций: Определение поведения модуля при возникновении ошибок</w:t>
-      </w:r>
+        <w:t>Обработка исключительных ситуаций: Определение поведения модуля при возникновении ошибок.</w:t>
+      </w:r>
+    </w:p>
+    <w:p>
+      <w:pPr>
+        <w:rPr>
+          <w:szCs w:val="28"/>
+        </w:rPr>
+      </w:pPr>
+      <w:r>
+        <w:rPr>
+          <w:szCs w:val="28"/>
+        </w:rPr>
+        <w:t xml:space="preserve">Разрабатываемый программный продукт состоит из </w:t>
+      </w:r>
+      <w:r>
+        <w:rPr>
+          <w:szCs w:val="28"/>
+        </w:rPr>
+        <w:t>3</w:t>
+      </w:r>
+      <w:r>
+        <w:rPr>
+          <w:szCs w:val="28"/>
+        </w:rPr>
+        <w:t xml:space="preserve"> основных модулей.</w:t>
+      </w:r>
+    </w:p>
+    <w:p>
+      <w:r>
+        <w:t>Модуль «</w:t>
+      </w:r>
+      <w:proofErr w:type="spellStart"/>
+      <w:r>
+        <w:rPr>
+          <w:lang w:val="en-US"/>
+        </w:rPr>
+        <w:t>AuthWindowVM</w:t>
+      </w:r>
+      <w:proofErr w:type="spellEnd"/>
+      <w:r>
+        <w:t>»</w:t>
+      </w:r>
+      <w:r>
+        <w:t xml:space="preserve"> – </w:t>
+      </w:r>
+      <w:r>
+        <w:t xml:space="preserve">обеспечивает логику окна авторизации. </w:t>
+      </w:r>
+      <w:r>
+        <w:t xml:space="preserve">Содержит команды </w:t>
+      </w:r>
+      <w:proofErr w:type="spellStart"/>
+      <w:r>
+        <w:t>LoginCommand</w:t>
+      </w:r>
+      <w:proofErr w:type="spellEnd"/>
+      <w:r>
+        <w:t xml:space="preserve"> (аутентификация пользователя) и </w:t>
+      </w:r>
+      <w:proofErr w:type="spellStart"/>
+      <w:r>
+        <w:rPr>
+          <w:lang w:val="en-US"/>
+        </w:rPr>
+        <w:t>GuestLogin</w:t>
+      </w:r>
+      <w:r>
+        <w:t>Command</w:t>
+      </w:r>
+      <w:proofErr w:type="spellEnd"/>
+      <w:r>
+        <w:t xml:space="preserve"> (вход как гость). </w:t>
+      </w:r>
+      <w:r>
+        <w:t xml:space="preserve">Взаимодействует с базой данных для проверки учётных данных пользователя, и сохраняет текущего пользователя в </w:t>
+      </w:r>
+      <w:proofErr w:type="spellStart"/>
+      <w:r>
+        <w:rPr>
+          <w:lang w:val="en-US"/>
+        </w:rPr>
+        <w:t>CurrentUser</w:t>
+      </w:r>
+      <w:proofErr w:type="spellEnd"/>
       <w:r>
         <w:t>.</w:t>
       </w:r>
     </w:p>
     <w:p>
-      <w:pPr>
-        <w:rPr>
-          <w:szCs w:val="28"/>
-        </w:rPr>
-      </w:pPr>
-      <w:r>
-        <w:rPr>
-          <w:szCs w:val="28"/>
-        </w:rPr>
-        <w:t xml:space="preserve">Разрабатываемый программный продукт состоит из </w:t>
-      </w:r>
-      <w:r>
-        <w:rPr>
-          <w:szCs w:val="28"/>
-        </w:rPr>
-        <w:t>3</w:t>
-      </w:r>
-      <w:r>
-        <w:rPr>
-          <w:szCs w:val="28"/>
-        </w:rPr>
-        <w:t xml:space="preserve"> основных модулей.</w:t>
-      </w:r>
-    </w:p>
-    <w:p>
-      <w:r>
-        <w:t xml:space="preserve">При запуске программы пользователь попадает в модуль </w:t>
-      </w:r>
+      <w:r>
+        <w:lastRenderedPageBreak/>
+        <w:t>Модуль «</w:t>
+      </w:r>
+      <w:proofErr w:type="spellStart"/>
+      <w:r>
+        <w:t>MainWindow</w:t>
+      </w:r>
+      <w:proofErr w:type="spellEnd"/>
       <w:r>
         <w:rPr>
           <w:lang w:val="en-US"/>
         </w:rPr>
-        <w:t>Auth</w:t>
-      </w:r>
-      <w:proofErr w:type="spellStart"/>
-      <w:r>
-        <w:t>Window</w:t>
-      </w:r>
-      <w:proofErr w:type="spellEnd"/>
-      <w:r>
-        <w:t xml:space="preserve"> – окно входа в систему. Здесь расположены текстовые поля для логина и пароля, а также две кнопки: «Войти» для авторизованного доступа и «Гость» для входа без </w:t>
+        <w:t>VM</w:t>
+      </w:r>
+      <w:r>
+        <w:t>» –</w:t>
+      </w:r>
+      <w:r>
+        <w:t xml:space="preserve"> </w:t>
+      </w:r>
+      <w:r>
+        <w:t>обеспечивает логику работы с</w:t>
+      </w:r>
+      <w:r>
+        <w:t xml:space="preserve"> главн</w:t>
+      </w:r>
+      <w:r>
+        <w:t>ым</w:t>
+      </w:r>
+      <w:r>
+        <w:t xml:space="preserve"> окно</w:t>
+      </w:r>
+      <w:r>
+        <w:t>м</w:t>
+      </w:r>
+      <w:r>
+        <w:t xml:space="preserve"> приложения. Появляется сразу после авторизации. </w:t>
+      </w:r>
+      <w:r>
+        <w:t>Реализует логику отображения списка товаров</w:t>
+      </w:r>
+      <w:r>
+        <w:t>.</w:t>
+      </w:r>
+      <w:r>
+        <w:t xml:space="preserve"> Обеспечивает разграничение ролей для отображения функций администратора (</w:t>
+      </w:r>
+      <w:r>
+        <w:t>добавление, редактирование и удаление записей из отображения</w:t>
+      </w:r>
+      <w:r>
+        <w:t>)</w:t>
+      </w:r>
+      <w:r>
+        <w:t>.</w:t>
+      </w:r>
+    </w:p>
+    <w:p>
+      <w:r>
+        <w:t>Модуль «</w:t>
+      </w:r>
+      <w:proofErr w:type="spellStart"/>
+      <w:r>
+        <w:rPr>
+          <w:lang w:val="en-US"/>
+        </w:rPr>
+        <w:t>ProductDisplay</w:t>
+      </w:r>
+      <w:proofErr w:type="spellEnd"/>
+      <w:r>
+        <w:t>» –</w:t>
+      </w:r>
+      <w:r>
+        <w:t xml:space="preserve"> </w:t>
+      </w:r>
+      <w:r>
+        <w:t xml:space="preserve">служит оберткой для модели </w:t>
+      </w:r>
+      <w:proofErr w:type="spellStart"/>
+      <w:r>
+        <w:t>Product</w:t>
+      </w:r>
+      <w:proofErr w:type="spellEnd"/>
+      <w:r>
+        <w:t>.</w:t>
+      </w:r>
+      <w:r>
+        <w:t xml:space="preserve"> П</w:t>
+      </w:r>
+      <w:r>
+        <w:t xml:space="preserve">ринимает объект </w:t>
+      </w:r>
+      <w:proofErr w:type="spellStart"/>
+      <w:r>
+        <w:t>Product</w:t>
+      </w:r>
+      <w:proofErr w:type="spellEnd"/>
+      <w:r>
+        <w:t xml:space="preserve"> (модель данных из базы) и преобразует его, добавляя специальные свойства, которые нужны только для показа на экране.</w:t>
+      </w:r>
+    </w:p>
+    <w:p>
+      <w:pPr>
+        <w:rPr>
+          <w:color w:val="000000" w:themeColor="text1"/>
+          <w:szCs w:val="28"/>
+        </w:rPr>
+      </w:pPr>
+      <w:r>
+        <w:rPr>
+          <w:color w:val="000000" w:themeColor="text1"/>
+          <w:szCs w:val="28"/>
+        </w:rPr>
+        <w:t>Схема взаимодействия модулей представлена на рисунке</w:t>
+      </w:r>
+      <w:r>
+        <w:rPr>
+          <w:color w:val="000000" w:themeColor="text1"/>
+          <w:szCs w:val="28"/>
+        </w:rPr>
+        <w:t xml:space="preserve"> </w:t>
+      </w:r>
+      <w:r>
+        <w:rPr>
+          <w:color w:val="000000" w:themeColor="text1"/>
+          <w:szCs w:val="28"/>
+        </w:rPr>
+        <w:t>4</w:t>
+      </w:r>
+      <w:r>
+        <w:rPr>
+          <w:color w:val="000000" w:themeColor="text1"/>
+          <w:szCs w:val="28"/>
+        </w:rPr>
+        <w:t>.</w:t>
+      </w:r>
+    </w:p>
+    <w:p>
+      <w:pPr>
+        <w:rPr>
+          <w:color w:val="000000" w:themeColor="text1"/>
+          <w:szCs w:val="28"/>
+        </w:rPr>
+      </w:pPr>
+    </w:p>
+    <w:p>
+      <w:pPr>
+        <w:ind w:firstLine="0"/>
+        <w:jc w:val="center"/>
+      </w:pPr>
+      <w:r>
+        <w:drawing>
+          <wp:inline distT="0" distB="0" distL="0" distR="0" wp14:anchorId="43B84D30" wp14:editId="3B4DD490">
+            <wp:extent cx="5937250" cy="3959809"/>
+            <wp:effectExtent l="0" t="0" r="6350" b="3175"/>
+            <wp:docPr id="4" name="Рисунок 4"/>
+            <wp:cNvGraphicFramePr>
+              <a:graphicFrameLocks xmlns:a="http://schemas.openxmlformats.org/drawingml/2006/main" noChangeAspect="1"/>
+            </wp:cNvGraphicFramePr>
+            <a:graphic xmlns:a="http://schemas.openxmlformats.org/drawingml/2006/main">
+              <a:graphicData uri="http://schemas.openxmlformats.org/drawingml/2006/picture">
+                <pic:pic xmlns:pic="http://schemas.openxmlformats.org/drawingml/2006/picture">
+                  <pic:nvPicPr>
+                    <pic:cNvPr id="1" name=""/>
+                    <pic:cNvPicPr/>
+                  </pic:nvPicPr>
+                  <pic:blipFill>
+                    <a:blip r:embed="rId11"/>
+                    <a:stretch>
+                      <a:fillRect/>
+                    </a:stretch>
+                  </pic:blipFill>
+                  <pic:spPr>
+                    <a:xfrm>
+                      <a:off x="0" y="0"/>
+                      <a:ext cx="5939898" cy="3961575"/>
+                    </a:xfrm>
+                    <a:prstGeom prst="rect">
+                      <a:avLst/>
+                    </a:prstGeom>
+                  </pic:spPr>
+                </pic:pic>
+              </a:graphicData>
+            </a:graphic>
+          </wp:inline>
+        </w:drawing>
+      </w:r>
+    </w:p>
+    <w:p>
+      <w:pPr>
+        <w:ind w:firstLine="0"/>
+        <w:jc w:val="center"/>
+      </w:pPr>
+      <w:r>
+        <w:t>Рисунок 4 – Схема взаимодействия модулей</w:t>
+      </w:r>
+    </w:p>
+    <w:p>
+      <w:pPr>
+        <w:ind w:firstLine="0"/>
+        <w:jc w:val="center"/>
+      </w:pPr>
+    </w:p>
+    <w:p>
+      <w:pPr>
+        <w:pStyle w:val="2"/>
+      </w:pPr>
+      <w:bookmarkStart w:id="9" w:name="_Toc224828918"/>
+      <w:r>
+        <w:t>3.</w:t>
+      </w:r>
+      <w:r>
+        <w:t>2 Описание интерфейса программного обеспечения</w:t>
+      </w:r>
+      <w:bookmarkEnd w:id="9"/>
+    </w:p>
+    <w:p/>
+    <w:p>
+      <w:r>
+        <w:t xml:space="preserve">Интерфейс – </w:t>
+      </w:r>
+      <w:r>
+        <w:t xml:space="preserve">это совокупность средств и правил, обеспечивающих взаимодействие между компонентами системы (пользователем, программой или оборудованием). Он определяет логику, форматы и протоколы обмена данными, </w:t>
       </w:r>
       <w:r>
         <w:lastRenderedPageBreak/>
-        <w:t>регистрации. Система устроена таким образом, что навигация к остальным окнам приложения блокируется до тех пор, пока пользователь не авторизуется.</w:t>
-      </w:r>
-    </w:p>
-    <w:p>
-      <w:pPr>
-        <w:rPr>
-          <w:highlight w:val="yellow"/>
-        </w:rPr>
-      </w:pPr>
-      <w:r>
-        <w:rPr>
-          <w:highlight w:val="yellow"/>
-        </w:rPr>
-        <w:t>Модуль «</w:t>
-      </w:r>
-      <w:proofErr w:type="spellStart"/>
-      <w:r>
-        <w:rPr>
-          <w:highlight w:val="yellow"/>
-        </w:rPr>
-        <w:t>MainWindow</w:t>
-      </w:r>
-      <w:proofErr w:type="spellEnd"/>
-      <w:r>
-        <w:rPr>
-          <w:highlight w:val="yellow"/>
-        </w:rPr>
-        <w:t>» – главное окно приложения. Появляется сразу после авторизации. В этом окне располагается отображение списка книг. Для пользователя с ролью «Менеджер» также доступны кнопки фильтрации, сортировки и поиска. Для роли «Администратор» доступны добавление, редактирование и удаление записей из отображения.</w:t>
-      </w:r>
-    </w:p>
-    <w:p>
-      <w:pPr>
-        <w:rPr>
-          <w:color w:val="000000" w:themeColor="text1"/>
-          <w:szCs w:val="28"/>
-        </w:rPr>
-      </w:pPr>
-      <w:r>
-        <w:rPr>
-          <w:color w:val="000000" w:themeColor="text1"/>
-          <w:szCs w:val="28"/>
-        </w:rPr>
-        <w:t>Схема взаимодействия модулей представлена на рисунке</w:t>
-      </w:r>
-      <w:r>
-        <w:rPr>
-          <w:color w:val="000000" w:themeColor="text1"/>
-          <w:szCs w:val="28"/>
-        </w:rPr>
-        <w:t xml:space="preserve"> </w:t>
-      </w:r>
-      <w:r>
-        <w:rPr>
-          <w:color w:val="000000" w:themeColor="text1"/>
-          <w:szCs w:val="28"/>
-          <w:lang w:val="en-US"/>
-        </w:rPr>
-        <w:t>X</w:t>
-      </w:r>
-      <w:r>
-        <w:rPr>
-          <w:color w:val="000000" w:themeColor="text1"/>
-          <w:szCs w:val="28"/>
-        </w:rPr>
-        <w:t>.</w:t>
-      </w:r>
-    </w:p>
-    <w:p/>
-    <w:p>
-      <w:pPr>
-        <w:pStyle w:val="2"/>
-      </w:pPr>
-      <w:r>
-        <w:rPr>
-          <w:lang w:val="en-US"/>
-        </w:rPr>
-        <w:t>3.</w:t>
-      </w:r>
-      <w:r>
-        <w:t>2 Описание интерфейса программного обеспечения</w:t>
-      </w:r>
-    </w:p>
-    <w:p/>
-    <w:p>
-      <w:r>
-        <w:t xml:space="preserve">Интерфейс – </w:t>
-      </w:r>
-      <w:r>
-        <w:t>это совокупность средств и правил, обеспечивающих взаимодействие между компонентами системы (пользователем, программой или оборудованием). Он определяет логику, форматы и протоколы обмена данными, позволяя различным элементам программного комплекса обмениваться информацией и управлять работой друг друга без необходимости понимания их внутреннего устройства.</w:t>
+        <w:t>позволяя различным элементам программного комплекса обмениваться информацией и управлять работой друг друга без необходимости понимания их внутреннего устройства.</w:t>
       </w:r>
       <w:r>
         <w:t xml:space="preserve"> </w:t>
@@ -1044,13 +3148,7 @@
       </w:r>
       <w:proofErr w:type="spellEnd"/>
       <w:r>
-        <w:t>): Интерфейс должен быть понятен интуитивно</w:t>
-      </w:r>
-      <w:r>
-        <w:t xml:space="preserve">. </w:t>
-      </w:r>
-      <w:r>
-        <w:t>Типичные действия должны выполняться естественно и предсказуемо.</w:t>
+        <w:t>): Интерфейс должен быть понятен интуитивно. Типичные действия должны выполняться естественно и предсказуемо.</w:t>
       </w:r>
     </w:p>
     <w:p>
@@ -1082,7 +3180,6 @@
         <w:ind w:left="0" w:firstLine="709"/>
       </w:pPr>
       <w:r>
-        <w:lastRenderedPageBreak/>
         <w:t xml:space="preserve">Обратная связь: Программа должна информировать пользователя о своем состоянии, результате выполненного действия или возникновении ошибки. </w:t>
       </w:r>
     </w:p>
@@ -1115,109 +3212,747 @@
         <w:ind w:left="0" w:firstLine="709"/>
       </w:pPr>
       <w:r>
-        <w:t>Гибкость и доступность: Возможность настройки интерфейса под индивидуальные предпочтения пользователя, а также учет потребностей людей с ограниченными возможностями</w:t>
-      </w:r>
+        <w:t>Гибкость и доступность: Возможность настройки интерфейса под индивидуальные предпочтения пользователя, а также учет потребностей людей с ограниченными возможностями.</w:t>
+      </w:r>
+    </w:p>
+    <w:p>
+      <w:r>
+        <w:t>Для удобства в использовании ПО был описан графический пользовательский интерфейс. При запуске программы появляется окно авторизации. Сверху располагается логотип и название компании. Посередине расположены поля записи для заполнения логина и пароля пользователя. Ниже них расположены кнопки входа и входа как гость. Интерфейс данного окна представлен на рисунке</w:t>
+      </w:r>
+      <w:r>
+        <w:t xml:space="preserve"> </w:t>
+      </w:r>
+      <w:r>
+        <w:t>5.</w:t>
+      </w:r>
+    </w:p>
+    <w:p>
+      <w:pPr>
+        <w:ind w:firstLine="0"/>
+        <w:jc w:val="center"/>
+        <w:rPr>
+          <w:lang w:val="en-US"/>
+        </w:rPr>
+      </w:pPr>
+      <w:r>
+        <w:rPr>
+          <w:lang w:val="en-US"/>
+        </w:rPr>
+        <w:lastRenderedPageBreak/>
+        <w:drawing>
+          <wp:inline distT="0" distB="0" distL="0" distR="0" wp14:anchorId="36D725EE" wp14:editId="5ABE787C">
+            <wp:extent cx="4853105" cy="4027805"/>
+            <wp:effectExtent l="0" t="0" r="5080" b="0"/>
+            <wp:docPr id="6" name="Рисунок 6"/>
+            <wp:cNvGraphicFramePr>
+              <a:graphicFrameLocks xmlns:a="http://schemas.openxmlformats.org/drawingml/2006/main" noChangeAspect="1"/>
+            </wp:cNvGraphicFramePr>
+            <a:graphic xmlns:a="http://schemas.openxmlformats.org/drawingml/2006/main">
+              <a:graphicData uri="http://schemas.openxmlformats.org/drawingml/2006/picture">
+                <pic:pic xmlns:pic="http://schemas.openxmlformats.org/drawingml/2006/picture">
+                  <pic:nvPicPr>
+                    <pic:cNvPr id="1" name=""/>
+                    <pic:cNvPicPr/>
+                  </pic:nvPicPr>
+                  <pic:blipFill>
+                    <a:blip r:embed="rId12"/>
+                    <a:stretch>
+                      <a:fillRect/>
+                    </a:stretch>
+                  </pic:blipFill>
+                  <pic:spPr>
+                    <a:xfrm>
+                      <a:off x="0" y="0"/>
+                      <a:ext cx="4862560" cy="4035652"/>
+                    </a:xfrm>
+                    <a:prstGeom prst="rect">
+                      <a:avLst/>
+                    </a:prstGeom>
+                  </pic:spPr>
+                </pic:pic>
+              </a:graphicData>
+            </a:graphic>
+          </wp:inline>
+        </w:drawing>
+      </w:r>
+    </w:p>
+    <w:p>
+      <w:pPr>
+        <w:ind w:firstLine="0"/>
+        <w:jc w:val="center"/>
+      </w:pPr>
+      <w:r>
+        <w:t>Рисунок 5 –Интерфейс окна авторизации</w:t>
+      </w:r>
+    </w:p>
+    <w:p/>
+    <w:p>
+      <w:pPr>
+        <w:rPr>
+          <w:szCs w:val="28"/>
+        </w:rPr>
+      </w:pPr>
+      <w:r>
+        <w:rPr>
+          <w:szCs w:val="28"/>
+        </w:rPr>
+        <w:t>При успешной авторизации открывается окно товаров. В верхнем баре представлен логотип и название программы</w:t>
+      </w:r>
+      <w:r>
+        <w:rPr>
+          <w:szCs w:val="28"/>
+        </w:rPr>
+        <w:t xml:space="preserve">. </w:t>
+      </w:r>
+      <w:r>
+        <w:rPr>
+          <w:szCs w:val="28"/>
+        </w:rPr>
+        <w:t xml:space="preserve">Основную часть окна занимает список товаров, </w:t>
+      </w:r>
+      <w:r>
+        <w:rPr>
+          <w:szCs w:val="28"/>
+        </w:rPr>
+        <w:t xml:space="preserve">представленный в виде списка. У каждого товара отображена фотография, категория, название, цена, поставщик, производитель и количество на складе. Правее от товара показана текущая скидка на него. Товар имеет персиковый фон, если его скидка больше </w:t>
+      </w:r>
+      <w:r>
+        <w:rPr>
+          <w:szCs w:val="28"/>
+        </w:rPr>
+        <w:t>заданного значения</w:t>
+      </w:r>
+      <w:bookmarkStart w:id="10" w:name="_GoBack"/>
+      <w:bookmarkEnd w:id="10"/>
+      <w:r>
+        <w:rPr>
+          <w:szCs w:val="28"/>
+        </w:rPr>
+        <w:t>. Если товара нет на складе, то строка с количеством закрашивается в голубой.</w:t>
+      </w:r>
+      <w:r>
+        <w:rPr>
+          <w:szCs w:val="28"/>
+        </w:rPr>
+        <w:t xml:space="preserve"> Справа снизу представлена кнопка выхода из учётной записи. Кнопки добавления, изменения и удаления товара доступны только для пользователей с ролью «Администратор»</w:t>
+      </w:r>
+      <w:r>
+        <w:rPr>
+          <w:szCs w:val="28"/>
+        </w:rPr>
+        <w:t xml:space="preserve"> Интерфейс окна представлен на рисунке 6.</w:t>
+      </w:r>
+    </w:p>
+    <w:p/>
+    <w:p>
+      <w:pPr>
+        <w:ind w:firstLine="0"/>
+        <w:jc w:val="center"/>
+      </w:pPr>
+      <w:r>
+        <w:lastRenderedPageBreak/>
+        <w:drawing>
+          <wp:inline distT="0" distB="0" distL="0" distR="0" wp14:anchorId="7E36D153" wp14:editId="6EAA6E3C">
+            <wp:extent cx="4827047" cy="2645410"/>
+            <wp:effectExtent l="0" t="0" r="0" b="2540"/>
+            <wp:docPr id="8" name="Рисунок 8"/>
+            <wp:cNvGraphicFramePr>
+              <a:graphicFrameLocks xmlns:a="http://schemas.openxmlformats.org/drawingml/2006/main" noChangeAspect="1"/>
+            </wp:cNvGraphicFramePr>
+            <a:graphic xmlns:a="http://schemas.openxmlformats.org/drawingml/2006/main">
+              <a:graphicData uri="http://schemas.openxmlformats.org/drawingml/2006/picture">
+                <pic:pic xmlns:pic="http://schemas.openxmlformats.org/drawingml/2006/picture">
+                  <pic:nvPicPr>
+                    <pic:cNvPr id="1" name=""/>
+                    <pic:cNvPicPr/>
+                  </pic:nvPicPr>
+                  <pic:blipFill>
+                    <a:blip r:embed="rId13"/>
+                    <a:stretch>
+                      <a:fillRect/>
+                    </a:stretch>
+                  </pic:blipFill>
+                  <pic:spPr>
+                    <a:xfrm>
+                      <a:off x="0" y="0"/>
+                      <a:ext cx="4829579" cy="2646798"/>
+                    </a:xfrm>
+                    <a:prstGeom prst="rect">
+                      <a:avLst/>
+                    </a:prstGeom>
+                  </pic:spPr>
+                </pic:pic>
+              </a:graphicData>
+            </a:graphic>
+          </wp:inline>
+        </w:drawing>
+      </w:r>
+    </w:p>
+    <w:p>
+      <w:pPr>
+        <w:ind w:firstLine="0"/>
+        <w:jc w:val="center"/>
+      </w:pPr>
+      <w:r>
+        <w:t>Рисунок 6 – Главное окно приложения</w:t>
+      </w:r>
+    </w:p>
+    <w:p/>
+    <w:p>
+      <w:r>
+        <w:t>Окно добавления\изменения товара доступно только администраторам. Данное представление должно иметь поля для добавления\изменения отдельного товара.</w:t>
+      </w:r>
+      <w:r>
+        <w:t xml:space="preserve"> </w:t>
+      </w:r>
+      <w:r>
+        <w:t>При добавлении нового товара, поля должны быть пустыми, при изменении уже существующего – в поля должны подставляться данные выбранного на главном окне товара. В текущей реализации программного продукта данное окно не предусматривает никаких действий. Окно добавления\изменения товара представлено на рисунке 7.</w:t>
+      </w:r>
+    </w:p>
+    <w:p/>
+    <w:p>
+      <w:pPr>
+        <w:ind w:firstLine="0"/>
+        <w:jc w:val="center"/>
+      </w:pPr>
+      <w:r>
+        <w:drawing>
+          <wp:inline distT="0" distB="0" distL="0" distR="0" wp14:anchorId="02B32B5E" wp14:editId="612138B0">
+            <wp:extent cx="4997030" cy="2815301"/>
+            <wp:effectExtent l="0" t="0" r="0" b="4445"/>
+            <wp:docPr id="9" name="Рисунок 9"/>
+            <wp:cNvGraphicFramePr>
+              <a:graphicFrameLocks xmlns:a="http://schemas.openxmlformats.org/drawingml/2006/main" noChangeAspect="1"/>
+            </wp:cNvGraphicFramePr>
+            <a:graphic xmlns:a="http://schemas.openxmlformats.org/drawingml/2006/main">
+              <a:graphicData uri="http://schemas.openxmlformats.org/drawingml/2006/picture">
+                <pic:pic xmlns:pic="http://schemas.openxmlformats.org/drawingml/2006/picture">
+                  <pic:nvPicPr>
+                    <pic:cNvPr id="1" name=""/>
+                    <pic:cNvPicPr/>
+                  </pic:nvPicPr>
+                  <pic:blipFill>
+                    <a:blip r:embed="rId14"/>
+                    <a:stretch>
+                      <a:fillRect/>
+                    </a:stretch>
+                  </pic:blipFill>
+                  <pic:spPr>
+                    <a:xfrm>
+                      <a:off x="0" y="0"/>
+                      <a:ext cx="5007976" cy="2821468"/>
+                    </a:xfrm>
+                    <a:prstGeom prst="rect">
+                      <a:avLst/>
+                    </a:prstGeom>
+                  </pic:spPr>
+                </pic:pic>
+              </a:graphicData>
+            </a:graphic>
+          </wp:inline>
+        </w:drawing>
+      </w:r>
+    </w:p>
+    <w:p>
+      <w:pPr>
+        <w:ind w:firstLine="0"/>
+        <w:jc w:val="center"/>
+      </w:pPr>
+      <w:r>
+        <w:t>Рисунок 7 – Окно добавления\изменения товара</w:t>
+      </w:r>
+    </w:p>
+    <w:p/>
+    <w:p>
+      <w:pPr>
+        <w:pStyle w:val="2"/>
+      </w:pPr>
+      <w:bookmarkStart w:id="11" w:name="_Toc224828919"/>
+      <w:r>
+        <w:lastRenderedPageBreak/>
+        <w:t>3.3 Тестирование программного обеспечения</w:t>
+      </w:r>
+      <w:bookmarkEnd w:id="11"/>
+    </w:p>
+    <w:p/>
+    <w:p>
+      <w:r>
+        <w:t>Тестирование программного обеспечения – это процесс проверки соответствия продукта бизнес-требованиям и техническим спецификациям, направленный на поиск дефектов (багов) и повышение качества продукта.</w:t>
+      </w:r>
+    </w:p>
+    <w:p>
+      <w:proofErr w:type="spellStart"/>
+      <w:r>
+        <w:t>Unit</w:t>
+      </w:r>
+      <w:proofErr w:type="spellEnd"/>
+      <w:r>
+        <w:t xml:space="preserve">-тесты (модульные тесты) </w:t>
+      </w:r>
+      <w:r>
+        <w:t>–</w:t>
+      </w:r>
+      <w:r>
+        <w:t xml:space="preserve"> это вид тестирования программного обеспечения, при котором проверяется работа отдельных, минимально возможных для тестирования компонентов программы (например, функций, методов классов или модулей) в изоляции от остальной части системы. Целью </w:t>
+      </w:r>
+      <w:proofErr w:type="spellStart"/>
+      <w:r>
+        <w:t>Unit</w:t>
+      </w:r>
+      <w:proofErr w:type="spellEnd"/>
+      <w:r>
+        <w:t>-тестирования является подтверждение того, что каждый логический блок кода работает корректно и соответствует заложенным требованиям.</w:t>
+      </w:r>
+    </w:p>
+    <w:p>
+      <w:pPr>
+        <w:rPr>
+          <w:szCs w:val="28"/>
+        </w:rPr>
+      </w:pPr>
+      <w:r>
+        <w:rPr>
+          <w:szCs w:val="28"/>
+        </w:rPr>
+        <w:t xml:space="preserve">Для проверки работоспособности системы были созданы 3 </w:t>
+      </w:r>
+      <w:r>
+        <w:rPr>
+          <w:szCs w:val="28"/>
+          <w:lang w:val="en-US"/>
+        </w:rPr>
+        <w:t>Unit</w:t>
+      </w:r>
+      <w:r>
+        <w:rPr>
+          <w:szCs w:val="28"/>
+        </w:rPr>
+        <w:t>-</w:t>
+      </w:r>
+      <w:r>
+        <w:rPr>
+          <w:szCs w:val="28"/>
+        </w:rPr>
+        <w:t>теста.</w:t>
+      </w:r>
+    </w:p>
+    <w:p>
+      <w:r>
+        <w:t xml:space="preserve">Был проведён тест над </w:t>
+      </w:r>
+      <w:proofErr w:type="spellStart"/>
+      <w:r>
+        <w:rPr>
+          <w:lang w:val="en-US"/>
+        </w:rPr>
+        <w:t>AuthWindowVM</w:t>
+      </w:r>
+      <w:proofErr w:type="spellEnd"/>
+      <w:r>
+        <w:t xml:space="preserve">, </w:t>
+      </w:r>
+      <w:r>
+        <w:t xml:space="preserve">протестированы следующие функции: </w:t>
+      </w:r>
+      <w:r>
+        <w:t xml:space="preserve">при </w:t>
+      </w:r>
+      <w:r>
+        <w:t xml:space="preserve">авторизации свойство </w:t>
+      </w:r>
+      <w:proofErr w:type="spellStart"/>
+      <w:r>
+        <w:t>CurrentUser</w:t>
+      </w:r>
+      <w:proofErr w:type="spellEnd"/>
+      <w:r>
+        <w:t xml:space="preserve"> изначально не содержит никаких данных</w:t>
+      </w:r>
+      <w:r>
+        <w:t xml:space="preserve">, </w:t>
+      </w:r>
+      <w:r>
+        <w:t>команда для входа в систему существует и доступна для использования</w:t>
+      </w:r>
+      <w:r>
+        <w:t xml:space="preserve">, проверка </w:t>
+      </w:r>
+      <w:r>
+        <w:t>поведени</w:t>
+      </w:r>
+      <w:r>
+        <w:t>я</w:t>
+      </w:r>
+      <w:r>
+        <w:t xml:space="preserve"> метода </w:t>
+      </w:r>
+      <w:proofErr w:type="spellStart"/>
+      <w:proofErr w:type="gramStart"/>
+      <w:r>
+        <w:t>Login</w:t>
+      </w:r>
+      <w:proofErr w:type="spellEnd"/>
+      <w:r>
+        <w:t>(</w:t>
+      </w:r>
+      <w:proofErr w:type="gramEnd"/>
+      <w:r>
+        <w:t>)</w:t>
+      </w:r>
+      <w:r>
+        <w:t xml:space="preserve"> при попытке входа с пустыми учетными данными.</w:t>
+      </w:r>
+      <w:r>
+        <w:t xml:space="preserve"> </w:t>
+      </w:r>
+      <w:r>
+        <w:rPr>
+          <w:szCs w:val="28"/>
+        </w:rPr>
+        <w:t>Результаты тестов представлены на рисунке 8.</w:t>
+      </w:r>
+    </w:p>
+    <w:p/>
+    <w:p>
+      <w:pPr>
+        <w:ind w:firstLine="0"/>
+        <w:jc w:val="center"/>
+      </w:pPr>
+      <w:r>
+        <w:drawing>
+          <wp:inline distT="0" distB="0" distL="0" distR="0" wp14:anchorId="43E41E81" wp14:editId="62C54836">
+            <wp:extent cx="2891395" cy="2874046"/>
+            <wp:effectExtent l="0" t="0" r="4445" b="2540"/>
+            <wp:docPr id="10" name="Рисунок 10"/>
+            <wp:cNvGraphicFramePr>
+              <a:graphicFrameLocks xmlns:a="http://schemas.openxmlformats.org/drawingml/2006/main" noChangeAspect="1"/>
+            </wp:cNvGraphicFramePr>
+            <a:graphic xmlns:a="http://schemas.openxmlformats.org/drawingml/2006/main">
+              <a:graphicData uri="http://schemas.openxmlformats.org/drawingml/2006/picture">
+                <pic:pic xmlns:pic="http://schemas.openxmlformats.org/drawingml/2006/picture">
+                  <pic:nvPicPr>
+                    <pic:cNvPr id="1" name=""/>
+                    <pic:cNvPicPr/>
+                  </pic:nvPicPr>
+                  <pic:blipFill>
+                    <a:blip r:embed="rId15"/>
+                    <a:stretch>
+                      <a:fillRect/>
+                    </a:stretch>
+                  </pic:blipFill>
+                  <pic:spPr>
+                    <a:xfrm>
+                      <a:off x="0" y="0"/>
+                      <a:ext cx="2895459" cy="2878085"/>
+                    </a:xfrm>
+                    <a:prstGeom prst="rect">
+                      <a:avLst/>
+                    </a:prstGeom>
+                  </pic:spPr>
+                </pic:pic>
+              </a:graphicData>
+            </a:graphic>
+          </wp:inline>
+        </w:drawing>
+      </w:r>
+    </w:p>
+    <w:p>
+      <w:pPr>
+        <w:ind w:firstLine="0"/>
+        <w:jc w:val="center"/>
+      </w:pPr>
+      <w:r>
+        <w:t>Рисунок 8 – Результаты тестирования</w:t>
+      </w:r>
+    </w:p>
+    <w:p>
+      <w:r>
+        <w:lastRenderedPageBreak/>
+        <w:t xml:space="preserve">Был проведён тест над </w:t>
+      </w:r>
+      <w:proofErr w:type="spellStart"/>
+      <w:r>
+        <w:rPr>
+          <w:lang w:val="en-US"/>
+        </w:rPr>
+        <w:t>Main</w:t>
+      </w:r>
+      <w:r>
+        <w:rPr>
+          <w:lang w:val="en-US"/>
+        </w:rPr>
+        <w:t>WindowVM</w:t>
+      </w:r>
+      <w:proofErr w:type="spellEnd"/>
+      <w:r>
+        <w:t>,</w:t>
+      </w:r>
+      <w:r>
+        <w:t xml:space="preserve"> </w:t>
+      </w:r>
+      <w:r>
+        <w:t>протестированы следующие функции</w:t>
+      </w:r>
+      <w:r>
+        <w:t xml:space="preserve">: </w:t>
+      </w:r>
+      <w:r>
+        <w:t xml:space="preserve">наличие команд для кнопок и доступность их использования, </w:t>
+      </w:r>
+      <w:r>
+        <w:t xml:space="preserve">при создании </w:t>
+      </w:r>
+      <w:proofErr w:type="spellStart"/>
+      <w:r>
+        <w:t>ViewModel</w:t>
+      </w:r>
+      <w:proofErr w:type="spellEnd"/>
+      <w:r>
+        <w:t xml:space="preserve"> главного окна через конструктор по умолчанию (который используется для гостя) свойство </w:t>
+      </w:r>
+      <w:proofErr w:type="spellStart"/>
+      <w:r>
+        <w:t>UserFullName</w:t>
+      </w:r>
+      <w:proofErr w:type="spellEnd"/>
+      <w:r>
+        <w:t xml:space="preserve"> автоматически устанавливается в значение </w:t>
+      </w:r>
+      <w:r>
+        <w:t>«</w:t>
+      </w:r>
+      <w:r>
+        <w:t>ГОСТЕВАЯ УЧЁТНАЯ ЗАПИСЬ</w:t>
+      </w:r>
+      <w:r>
+        <w:t xml:space="preserve">», </w:t>
+      </w:r>
+      <w:r>
+        <w:t xml:space="preserve">для гостевой учётной записи свойство </w:t>
+      </w:r>
+      <w:proofErr w:type="spellStart"/>
+      <w:r>
+        <w:t>IsAdmin</w:t>
+      </w:r>
+      <w:proofErr w:type="spellEnd"/>
+      <w:r>
+        <w:t xml:space="preserve"> (отвечающее за видимость панели администратора) установлено в значение </w:t>
+      </w:r>
+      <w:proofErr w:type="spellStart"/>
+      <w:r>
+        <w:t>false</w:t>
+      </w:r>
+      <w:proofErr w:type="spellEnd"/>
       <w:r>
         <w:t>.</w:t>
       </w:r>
-    </w:p>
-    <w:p>
-      <w:r>
-        <w:t>Для повышения комфорта работы с программой был создан интуитивно понятный графический интерфейс. При запуске пользователь видит окно входа: вверху указано название компании «</w:t>
-      </w:r>
-      <w:proofErr w:type="spellStart"/>
-      <w:r>
-        <w:t>МирИгрушек</w:t>
-      </w:r>
-      <w:proofErr w:type="spellEnd"/>
-      <w:r>
-        <w:t xml:space="preserve">», по центру расположены текстовые поля для логина и пароля, а сразу под ними </w:t>
-      </w:r>
-      <w:r>
-        <w:t>–</w:t>
-      </w:r>
-      <w:r>
-        <w:t xml:space="preserve"> две кнопки для авторизации (стандартный вход и вход в роли гостя).</w:t>
-      </w:r>
-    </w:p>
-    <w:p/>
-    <w:p>
-      <w:pPr>
-        <w:pStyle w:val="2"/>
-      </w:pPr>
-      <w:r>
-        <w:t>3.3 Тестирование программного обеспечения</w:t>
-      </w:r>
-    </w:p>
-    <w:p/>
-    <w:p>
-      <w:r>
-        <w:t>Тестирование программного обеспечения – это процесс проверки соответствия продукта бизнес-требованиям и техническим спецификациям, направленный на поиск дефектов (багов) и повышение качества продукта.</w:t>
-      </w:r>
-    </w:p>
-    <w:p>
-      <w:proofErr w:type="spellStart"/>
-      <w:r>
-        <w:t>Unit</w:t>
-      </w:r>
-      <w:proofErr w:type="spellEnd"/>
-      <w:r>
-        <w:t xml:space="preserve">-тесты (модульные тесты) </w:t>
-      </w:r>
-      <w:r>
-        <w:t>–</w:t>
-      </w:r>
-      <w:r>
-        <w:t xml:space="preserve"> это вид тестирования программного обеспечения, при котором проверяется работа отдельных, минимально возможных для тестирования компонентов программы (например, функций, методов классов или модулей) в изоляции от остальной части системы. Целью </w:t>
-      </w:r>
-      <w:proofErr w:type="spellStart"/>
-      <w:r>
-        <w:t>Unit</w:t>
-      </w:r>
-      <w:proofErr w:type="spellEnd"/>
-      <w:r>
-        <w:t>-тестирования является подтверждение того, что каждый логический блок кода работает корректно и соответствует заложенным требованиям.</w:t>
-      </w:r>
-    </w:p>
-    <w:p>
-      <w:pPr>
-        <w:rPr>
-          <w:szCs w:val="28"/>
-        </w:rPr>
-      </w:pPr>
-      <w:r>
-        <w:rPr>
-          <w:szCs w:val="28"/>
-        </w:rPr>
-        <w:t xml:space="preserve">Для проверки работоспособности системы были созданы 3 </w:t>
-      </w:r>
-      <w:r>
-        <w:rPr>
-          <w:szCs w:val="28"/>
+      <w:bookmarkStart w:id="12" w:name="_Hlk224828291"/>
+      <w:r>
+        <w:t xml:space="preserve"> </w:t>
+      </w:r>
+      <w:r>
+        <w:rPr>
+          <w:szCs w:val="28"/>
+        </w:rPr>
+        <w:t xml:space="preserve">Результаты тестов представлены на рисунке </w:t>
+      </w:r>
+      <w:r>
+        <w:rPr>
+          <w:szCs w:val="28"/>
+        </w:rPr>
+        <w:t>9</w:t>
+      </w:r>
+      <w:r>
+        <w:rPr>
+          <w:szCs w:val="28"/>
+        </w:rPr>
+        <w:t>.</w:t>
+      </w:r>
+    </w:p>
+    <w:bookmarkEnd w:id="12"/>
+    <w:p>
+      <w:pPr>
+        <w:ind w:firstLine="0"/>
+        <w:jc w:val="center"/>
+      </w:pPr>
+      <w:r>
+        <w:drawing>
+          <wp:inline distT="0" distB="0" distL="0" distR="0" wp14:anchorId="2DC5186A" wp14:editId="62A46CCB">
+            <wp:extent cx="4296603" cy="4102072"/>
+            <wp:effectExtent l="0" t="0" r="8890" b="0"/>
+            <wp:docPr id="11" name="Рисунок 11"/>
+            <wp:cNvGraphicFramePr>
+              <a:graphicFrameLocks xmlns:a="http://schemas.openxmlformats.org/drawingml/2006/main" noChangeAspect="1"/>
+            </wp:cNvGraphicFramePr>
+            <a:graphic xmlns:a="http://schemas.openxmlformats.org/drawingml/2006/main">
+              <a:graphicData uri="http://schemas.openxmlformats.org/drawingml/2006/picture">
+                <pic:pic xmlns:pic="http://schemas.openxmlformats.org/drawingml/2006/picture">
+                  <pic:nvPicPr>
+                    <pic:cNvPr id="1" name=""/>
+                    <pic:cNvPicPr/>
+                  </pic:nvPicPr>
+                  <pic:blipFill>
+                    <a:blip r:embed="rId16"/>
+                    <a:stretch>
+                      <a:fillRect/>
+                    </a:stretch>
+                  </pic:blipFill>
+                  <pic:spPr>
+                    <a:xfrm>
+                      <a:off x="0" y="0"/>
+                      <a:ext cx="4300336" cy="4105636"/>
+                    </a:xfrm>
+                    <a:prstGeom prst="rect">
+                      <a:avLst/>
+                    </a:prstGeom>
+                  </pic:spPr>
+                </pic:pic>
+              </a:graphicData>
+            </a:graphic>
+          </wp:inline>
+        </w:drawing>
+      </w:r>
+    </w:p>
+    <w:p>
+      <w:pPr>
+        <w:ind w:firstLine="0"/>
+        <w:jc w:val="center"/>
+      </w:pPr>
+      <w:r>
+        <w:t>Рисунок 9 – Результаты тестирования</w:t>
+      </w:r>
+    </w:p>
+    <w:p>
+      <w:pPr>
+        <w:ind w:firstLine="0"/>
+        <w:jc w:val="center"/>
+      </w:pPr>
+    </w:p>
+    <w:p>
+      <w:r>
+        <w:t xml:space="preserve">Был проведён тест над </w:t>
+      </w:r>
+      <w:proofErr w:type="spellStart"/>
+      <w:r>
+        <w:rPr>
           <w:lang w:val="en-US"/>
         </w:rPr>
-        <w:t>Unit</w:t>
-      </w:r>
-      <w:r>
-        <w:rPr>
-          <w:szCs w:val="28"/>
-        </w:rPr>
-        <w:t>-</w:t>
-      </w:r>
-      <w:r>
-        <w:rPr>
-          <w:szCs w:val="28"/>
-        </w:rPr>
-        <w:t>теста</w:t>
-      </w:r>
-      <w:r>
-        <w:rPr>
-          <w:szCs w:val="28"/>
-        </w:rPr>
+        <w:t>ProductDisplay</w:t>
+      </w:r>
+      <w:proofErr w:type="spellEnd"/>
+      <w:r>
+        <w:t xml:space="preserve">, </w:t>
+      </w:r>
+      <w:r>
+        <w:t xml:space="preserve">протестированы следующие функции: </w:t>
+      </w:r>
+      <w:r>
+        <w:t xml:space="preserve">все базовые свойства товара правильно передаются из исходной модели </w:t>
+      </w:r>
+      <w:proofErr w:type="spellStart"/>
+      <w:r>
+        <w:t>Product</w:t>
+      </w:r>
+      <w:proofErr w:type="spellEnd"/>
+      <w:r>
+        <w:t xml:space="preserve"> в обертку </w:t>
+      </w:r>
+      <w:proofErr w:type="spellStart"/>
+      <w:r>
+        <w:t>ProductDisplay</w:t>
+      </w:r>
+      <w:proofErr w:type="spellEnd"/>
+      <w:r>
+        <w:t xml:space="preserve">, </w:t>
+      </w:r>
+      <w:r>
+        <w:t>при наличии скидки правильно вычисляется цена со скидкой</w:t>
+      </w:r>
+      <w:r>
+        <w:t xml:space="preserve">, </w:t>
+      </w:r>
+      <w:r>
+        <w:t xml:space="preserve">если у товара нет скидки (скидка равна 0), то свойство </w:t>
+      </w:r>
+      <w:proofErr w:type="spellStart"/>
+      <w:r>
+        <w:t>DiscountPrice</w:t>
+      </w:r>
+      <w:proofErr w:type="spellEnd"/>
+      <w:r>
+        <w:t xml:space="preserve"> должно быть равно </w:t>
+      </w:r>
+      <w:proofErr w:type="spellStart"/>
+      <w:r>
+        <w:t>null</w:t>
+      </w:r>
+      <w:proofErr w:type="spellEnd"/>
+      <w:r>
+        <w:t xml:space="preserve">. </w:t>
+      </w:r>
+      <w:r>
+        <w:t xml:space="preserve">Результаты тестов представлены на рисунке </w:t>
+      </w:r>
+      <w:r>
+        <w:t>10</w:t>
+      </w:r>
+      <w:r>
         <w:t>.</w:t>
       </w:r>
     </w:p>
-    <w:p/>
+    <w:p>
+      <w:pPr>
+        <w:ind w:firstLine="0"/>
+        <w:jc w:val="center"/>
+      </w:pPr>
+      <w:r>
+        <w:lastRenderedPageBreak/>
+        <w:drawing>
+          <wp:inline distT="0" distB="0" distL="0" distR="0" wp14:anchorId="69D0D443" wp14:editId="10FE0A26">
+            <wp:extent cx="4013975" cy="3451860"/>
+            <wp:effectExtent l="0" t="0" r="5715" b="0"/>
+            <wp:docPr id="12" name="Рисунок 12"/>
+            <wp:cNvGraphicFramePr>
+              <a:graphicFrameLocks xmlns:a="http://schemas.openxmlformats.org/drawingml/2006/main" noChangeAspect="1"/>
+            </wp:cNvGraphicFramePr>
+            <a:graphic xmlns:a="http://schemas.openxmlformats.org/drawingml/2006/main">
+              <a:graphicData uri="http://schemas.openxmlformats.org/drawingml/2006/picture">
+                <pic:pic xmlns:pic="http://schemas.openxmlformats.org/drawingml/2006/picture">
+                  <pic:nvPicPr>
+                    <pic:cNvPr id="1" name=""/>
+                    <pic:cNvPicPr/>
+                  </pic:nvPicPr>
+                  <pic:blipFill>
+                    <a:blip r:embed="rId17"/>
+                    <a:stretch>
+                      <a:fillRect/>
+                    </a:stretch>
+                  </pic:blipFill>
+                  <pic:spPr>
+                    <a:xfrm>
+                      <a:off x="0" y="0"/>
+                      <a:ext cx="4016578" cy="3454099"/>
+                    </a:xfrm>
+                    <a:prstGeom prst="rect">
+                      <a:avLst/>
+                    </a:prstGeom>
+                  </pic:spPr>
+                </pic:pic>
+              </a:graphicData>
+            </a:graphic>
+          </wp:inline>
+        </w:drawing>
+      </w:r>
+    </w:p>
+    <w:p>
+      <w:pPr>
+        <w:ind w:firstLine="0"/>
+        <w:jc w:val="center"/>
+      </w:pPr>
+      <w:r>
+        <w:t>Рисунок 10 – Результаты тестирования</w:t>
+      </w:r>
+    </w:p>
     <w:p>
       <w:r>
         <w:br w:type="page"/>
@@ -1229,10 +3964,12 @@
         <w:ind w:firstLine="0"/>
         <w:jc w:val="center"/>
       </w:pPr>
+      <w:bookmarkStart w:id="13" w:name="_Toc224828920"/>
       <w:r>
         <w:lastRenderedPageBreak/>
         <w:t>Заключение</w:t>
       </w:r>
+      <w:bookmarkEnd w:id="13"/>
     </w:p>
     <w:p/>
     <w:p>
@@ -1245,32 +3982,88 @@
         <w:rPr>
           <w:szCs w:val="28"/>
         </w:rPr>
-        <w:t xml:space="preserve">В ходе </w:t>
-      </w:r>
-      <w:r>
-        <w:rPr>
-          <w:szCs w:val="28"/>
-        </w:rPr>
-        <w:t xml:space="preserve">выполнения задач по учебной практике был разработан программный модуль «Каталог </w:t>
-      </w:r>
-      <w:r>
-        <w:rPr>
-          <w:szCs w:val="28"/>
-        </w:rPr>
-        <w:t>игрушек</w:t>
-      </w:r>
-      <w:r>
-        <w:rPr>
-          <w:szCs w:val="28"/>
-        </w:rPr>
-        <w:t xml:space="preserve">» в интегрированной среде разработки </w:t>
+        <w:t xml:space="preserve">В ходе выполнения задач по учебной практике был разработан программный модуль «Учет и управление ассортиментом товаров (игрушек)» в интегрированной среде разработки </w:t>
+      </w:r>
+      <w:proofErr w:type="spellStart"/>
+      <w:r>
+        <w:rPr>
+          <w:szCs w:val="28"/>
+        </w:rPr>
+        <w:t>Microsoft</w:t>
+      </w:r>
+      <w:proofErr w:type="spellEnd"/>
+      <w:r>
+        <w:rPr>
+          <w:szCs w:val="28"/>
+        </w:rPr>
+        <w:t xml:space="preserve"> </w:t>
+      </w:r>
+      <w:proofErr w:type="spellStart"/>
+      <w:r>
+        <w:rPr>
+          <w:szCs w:val="28"/>
+        </w:rPr>
+        <w:t>Visual</w:t>
+      </w:r>
+      <w:proofErr w:type="spellEnd"/>
+      <w:r>
+        <w:rPr>
+          <w:szCs w:val="28"/>
+        </w:rPr>
+        <w:t xml:space="preserve"> </w:t>
+      </w:r>
+      <w:proofErr w:type="spellStart"/>
+      <w:r>
+        <w:rPr>
+          <w:szCs w:val="28"/>
+        </w:rPr>
+        <w:t>Studio</w:t>
+      </w:r>
+      <w:proofErr w:type="spellEnd"/>
+      <w:r>
+        <w:rPr>
+          <w:szCs w:val="28"/>
+        </w:rPr>
+        <w:t xml:space="preserve"> 2026.</w:t>
+      </w:r>
+    </w:p>
+    <w:p>
+      <w:pPr>
+        <w:rPr>
+          <w:szCs w:val="28"/>
+        </w:rPr>
+      </w:pPr>
+      <w:r>
+        <w:rPr>
+          <w:szCs w:val="28"/>
+        </w:rPr>
+        <w:t>Создание каталога базируется на знаниях, полученных в ходе изучения профессиональных модулей. Применение объектно-ориентированного подхода и паттерна MVVM обеспечило четкое разграничение уровней данных, логики и представления. Такая архитектура повысила гибкость разработки и существенно облегчает поддержку и доработку программного продукта в будущем</w:t>
+      </w:r>
+    </w:p>
+    <w:p>
+      <w:pPr>
+        <w:rPr>
+          <w:szCs w:val="28"/>
+        </w:rPr>
+      </w:pPr>
+      <w:r>
+        <w:rPr>
+          <w:szCs w:val="28"/>
+        </w:rPr>
+        <w:t>Для реализации программного продукта выбрана связка технологий: платформа .NET 10.0, язык C# и графическая подсистема</w:t>
+      </w:r>
+      <w:r>
+        <w:rPr>
+          <w:szCs w:val="28"/>
+        </w:rPr>
+        <w:t xml:space="preserve"> </w:t>
       </w:r>
       <w:r>
         <w:rPr>
           <w:szCs w:val="28"/>
           <w:lang w:val="en-US"/>
         </w:rPr>
-        <w:t>Visual</w:t>
+        <w:t>Windows</w:t>
       </w:r>
       <w:r>
         <w:rPr>
@@ -1283,7 +4076,50 @@
           <w:szCs w:val="28"/>
           <w:lang w:val="en-US"/>
         </w:rPr>
-        <w:t>Studio</w:t>
+        <w:t>Presentation</w:t>
+      </w:r>
+      <w:r>
+        <w:rPr>
+          <w:szCs w:val="28"/>
+        </w:rPr>
+        <w:t xml:space="preserve"> </w:t>
+      </w:r>
+      <w:r>
+        <w:rPr>
+          <w:szCs w:val="28"/>
+          <w:lang w:val="en-US"/>
+        </w:rPr>
+        <w:t>Forms</w:t>
+      </w:r>
+      <w:r>
+        <w:rPr>
+          <w:szCs w:val="28"/>
+        </w:rPr>
+        <w:t xml:space="preserve"> </w:t>
+      </w:r>
+      <w:r>
+        <w:rPr>
+          <w:szCs w:val="28"/>
+        </w:rPr>
+        <w:t>(</w:t>
+      </w:r>
+      <w:r>
+        <w:rPr>
+          <w:szCs w:val="28"/>
+        </w:rPr>
+        <w:t>WPF</w:t>
+      </w:r>
+      <w:r>
+        <w:rPr>
+          <w:szCs w:val="28"/>
+        </w:rPr>
+        <w:t>)</w:t>
+      </w:r>
+      <w:r>
+        <w:rPr>
+          <w:szCs w:val="28"/>
+        </w:rPr>
+        <w:t>. Данный стек обеспечил создание высокопроизводительного десктопного приложения с широкими возможностями визуализации: от адаптивной цветовой схемы и перечеркнутого текста до подсветки строк</w:t>
       </w:r>
       <w:r>
         <w:rPr>
@@ -1291,11 +4127,86 @@
         </w:rPr>
         <w:t>.</w:t>
       </w:r>
-      <w:r>
-        <w:rPr>
-          <w:szCs w:val="28"/>
-        </w:rPr>
-        <w:t xml:space="preserve"> Каталог книг разработан на основе…</w:t>
+    </w:p>
+    <w:p>
+      <w:pPr>
+        <w:rPr>
+          <w:szCs w:val="28"/>
+        </w:rPr>
+      </w:pPr>
+      <w:r>
+        <w:rPr>
+          <w:szCs w:val="28"/>
+        </w:rPr>
+        <w:t xml:space="preserve">Для работы с базой данных был использован </w:t>
+      </w:r>
+      <w:proofErr w:type="spellStart"/>
+      <w:r>
+        <w:rPr>
+          <w:szCs w:val="28"/>
+        </w:rPr>
+        <w:t>Entity</w:t>
+      </w:r>
+      <w:proofErr w:type="spellEnd"/>
+      <w:r>
+        <w:rPr>
+          <w:szCs w:val="28"/>
+        </w:rPr>
+        <w:t xml:space="preserve"> </w:t>
+      </w:r>
+      <w:proofErr w:type="spellStart"/>
+      <w:r>
+        <w:rPr>
+          <w:szCs w:val="28"/>
+        </w:rPr>
+        <w:t>Framework</w:t>
+      </w:r>
+      <w:proofErr w:type="spellEnd"/>
+      <w:r>
+        <w:rPr>
+          <w:szCs w:val="28"/>
+        </w:rPr>
+        <w:t xml:space="preserve"> в связке с технологией ADO.NET. Модель данных была создана с помощью подхода </w:t>
+      </w:r>
+      <w:proofErr w:type="spellStart"/>
+      <w:r>
+        <w:rPr>
+          <w:szCs w:val="28"/>
+        </w:rPr>
+        <w:t>Database</w:t>
+      </w:r>
+      <w:proofErr w:type="spellEnd"/>
+      <w:r>
+        <w:rPr>
+          <w:szCs w:val="28"/>
+        </w:rPr>
+        <w:t xml:space="preserve"> </w:t>
+      </w:r>
+      <w:proofErr w:type="spellStart"/>
+      <w:r>
+        <w:rPr>
+          <w:szCs w:val="28"/>
+        </w:rPr>
+        <w:t>First</w:t>
+      </w:r>
+      <w:proofErr w:type="spellEnd"/>
+      <w:r>
+        <w:rPr>
+          <w:szCs w:val="28"/>
+        </w:rPr>
+        <w:t xml:space="preserve"> </w:t>
+      </w:r>
+      <w:r>
+        <w:rPr>
+          <w:szCs w:val="28"/>
+        </w:rPr>
+        <w:t>–</w:t>
+      </w:r>
+      <w:r>
+        <w:rPr>
+          <w:szCs w:val="28"/>
+        </w:rPr>
+        <w:t xml:space="preserve"> на основе существующей базы данных были сгенерированы соответствующие классы сущностей. Это позволило быстро создать структуру приложения, отражающую реальные связи и ограничения базы данных, и обеспечило удобный доступ к данным через объектно-ориентированный интерфейс.</w:t>
       </w:r>
     </w:p>
     <w:p>
@@ -1313,7 +4224,6 @@
         <w:t>Таким образом, цель учебной практики по ПМ.01 «Разработка программных модулей программного обеспечения для компьютерных систем» достигнута, задачи выполнены.</w:t>
       </w:r>
     </w:p>
-    <w:p/>
     <w:p>
       <w:r>
         <w:br w:type="page"/>
@@ -1325,10 +4235,12 @@
         <w:ind w:firstLine="0"/>
         <w:jc w:val="center"/>
       </w:pPr>
+      <w:bookmarkStart w:id="14" w:name="_Toc224828921"/>
       <w:r>
         <w:lastRenderedPageBreak/>
         <w:t>Список использованных источников</w:t>
       </w:r>
+      <w:bookmarkEnd w:id="14"/>
     </w:p>
     <w:p/>
     <w:p>
@@ -1636,7 +4548,7 @@
           <w:szCs w:val="28"/>
         </w:rPr>
       </w:pPr>
-      <w:hyperlink r:id="rId6" w:history="1">
+      <w:hyperlink r:id="rId18" w:history="1">
         <w:r>
           <w:rPr>
             <w:rStyle w:val="a5"/>
@@ -1668,7 +4580,7 @@
           <w:szCs w:val="28"/>
         </w:rPr>
       </w:pPr>
-      <w:hyperlink r:id="rId7" w:history="1">
+      <w:hyperlink r:id="rId19" w:history="1">
         <w:r>
           <w:rPr>
             <w:rStyle w:val="a5"/>
@@ -1700,7 +4612,7 @@
           <w:szCs w:val="28"/>
         </w:rPr>
       </w:pPr>
-      <w:hyperlink r:id="rId8" w:history="1">
+      <w:hyperlink r:id="rId20" w:history="1">
         <w:r>
           <w:rPr>
             <w:rStyle w:val="a5"/>
@@ -1732,7 +4644,7 @@
           <w:szCs w:val="28"/>
         </w:rPr>
       </w:pPr>
-      <w:hyperlink r:id="rId9" w:history="1">
+      <w:hyperlink r:id="rId21" w:history="1">
         <w:r>
           <w:rPr>
             <w:rStyle w:val="a5"/>
@@ -1764,7 +4676,7 @@
           <w:szCs w:val="28"/>
         </w:rPr>
       </w:pPr>
-      <w:hyperlink r:id="rId10" w:history="1">
+      <w:hyperlink r:id="rId22" w:history="1">
         <w:r>
           <w:rPr>
             <w:rStyle w:val="a5"/>
@@ -1777,11 +4689,9 @@
       </w:hyperlink>
     </w:p>
     <w:p/>
-    <w:p>
-      <w:bookmarkStart w:id="0" w:name="_GoBack"/>
-      <w:bookmarkEnd w:id="0"/>
-    </w:p>
+    <w:p/>
     <w:sectPr>
+      <w:footerReference w:type="default" r:id="rId23"/>
       <w:pgSz w:w="11906" w:h="16838"/>
       <w:pgMar w:top="851" w:right="567" w:bottom="1418" w:left="1701" w:header="709" w:footer="709" w:gutter="0"/>
       <w:cols w:space="708"/>
@@ -1789,6 +4699,105 @@
     </w:sectPr>
   </w:body>
 </w:document>
+</file>
+
+<file path=word/endnotes.xml><?xml version="1.0" encoding="utf-8"?>
+<w:endnotes xmlns:wpc="http://schemas.microsoft.com/office/word/2010/wordprocessingCanvas" xmlns:cx="http://schemas.microsoft.com/office/drawing/2014/chartex" xmlns:cx1="http://schemas.microsoft.com/office/drawing/2015/9/8/chartex" xmlns:cx2="http://schemas.microsoft.com/office/drawing/2015/10/21/chartex" xmlns:cx3="http://schemas.microsoft.com/office/drawing/2016/5/9/chartex" xmlns:cx4="http://schemas.microsoft.com/office/drawing/2016/5/10/chartex" xmlns:cx5="http://schemas.microsoft.com/office/drawing/2016/5/11/chartex" xmlns:cx6="http://schemas.microsoft.com/office/drawing/2016/5/12/chartex" xmlns:cx7="http://schemas.microsoft.com/office/drawing/2016/5/13/chartex" xmlns:cx8="http://schemas.microsoft.com/office/drawing/2016/5/14/chartex" xmlns:mc="http://schemas.openxmlformats.org/markup-compatibility/2006" xmlns:aink="http://schemas.microsoft.com/office/drawing/2016/ink" xmlns:am3d="http://schemas.microsoft.com/office/drawing/2017/model3d" xmlns:o="urn:schemas-microsoft-com:office:office" xmlns:r="http://schemas.openxmlformats.org/officeDocument/2006/relationships" xmlns:m="http://schemas.openxmlformats.org/officeDocument/2006/math" xmlns:v="urn:schemas-microsoft-com:vml" xmlns:wp14="http://schemas.microsoft.com/office/word/2010/wordprocessingDrawing" xmlns:wp="http://schemas.openxmlformats.org/drawingml/2006/wordprocessingDrawing" xmlns:w10="urn:schemas-microsoft-com:office:word" xmlns:w="http://schemas.openxmlformats.org/wordprocessingml/2006/main" xmlns:w14="http://schemas.microsoft.com/office/word/2010/wordml" xmlns:w15="http://schemas.microsoft.com/office/word/2012/wordml" xmlns:w16cid="http://schemas.microsoft.com/office/word/2016/wordml/cid" xmlns:w16se="http://schemas.microsoft.com/office/word/2015/wordml/symex" xmlns:wpg="http://schemas.microsoft.com/office/word/2010/wordprocessingGroup" xmlns:wpi="http://schemas.microsoft.com/office/word/2010/wordprocessingInk" xmlns:wne="http://schemas.microsoft.com/office/word/2006/wordml" xmlns:wps="http://schemas.microsoft.com/office/word/2010/wordprocessingShape" mc:Ignorable="w14 w15 w16se w16cid wp14">
+  <w:endnote w:type="separator" w:id="-1">
+    <w:p>
+      <w:pPr>
+        <w:spacing w:line="240" w:lineRule="auto"/>
+      </w:pPr>
+      <w:r>
+        <w:separator/>
+      </w:r>
+    </w:p>
+  </w:endnote>
+  <w:endnote w:type="continuationSeparator" w:id="0">
+    <w:p>
+      <w:pPr>
+        <w:spacing w:line="240" w:lineRule="auto"/>
+      </w:pPr>
+      <w:r>
+        <w:continuationSeparator/>
+      </w:r>
+    </w:p>
+  </w:endnote>
+</w:endnotes>
+</file>
+
+<file path=word/footer1.xml><?xml version="1.0" encoding="utf-8"?>
+<w:ftr xmlns:wpc="http://schemas.microsoft.com/office/word/2010/wordprocessingCanvas" xmlns:cx="http://schemas.microsoft.com/office/drawing/2014/chartex" xmlns:cx1="http://schemas.microsoft.com/office/drawing/2015/9/8/chartex" xmlns:cx2="http://schemas.microsoft.com/office/drawing/2015/10/21/chartex" xmlns:cx3="http://schemas.microsoft.com/office/drawing/2016/5/9/chartex" xmlns:cx4="http://schemas.microsoft.com/office/drawing/2016/5/10/chartex" xmlns:cx5="http://schemas.microsoft.com/office/drawing/2016/5/11/chartex" xmlns:cx6="http://schemas.microsoft.com/office/drawing/2016/5/12/chartex" xmlns:cx7="http://schemas.microsoft.com/office/drawing/2016/5/13/chartex" xmlns:cx8="http://schemas.microsoft.com/office/drawing/2016/5/14/chartex" xmlns:mc="http://schemas.openxmlformats.org/markup-compatibility/2006" xmlns:aink="http://schemas.microsoft.com/office/drawing/2016/ink" xmlns:am3d="http://schemas.microsoft.com/office/drawing/2017/model3d" xmlns:o="urn:schemas-microsoft-com:office:office" xmlns:r="http://schemas.openxmlformats.org/officeDocument/2006/relationships" xmlns:m="http://schemas.openxmlformats.org/officeDocument/2006/math" xmlns:v="urn:schemas-microsoft-com:vml" xmlns:wp14="http://schemas.microsoft.com/office/word/2010/wordprocessingDrawing" xmlns:wp="http://schemas.openxmlformats.org/drawingml/2006/wordprocessingDrawing" xmlns:w10="urn:schemas-microsoft-com:office:word" xmlns:w="http://schemas.openxmlformats.org/wordprocessingml/2006/main" xmlns:w14="http://schemas.microsoft.com/office/word/2010/wordml" xmlns:w15="http://schemas.microsoft.com/office/word/2012/wordml" xmlns:w16cid="http://schemas.microsoft.com/office/word/2016/wordml/cid" xmlns:w16se="http://schemas.microsoft.com/office/word/2015/wordml/symex" xmlns:wpg="http://schemas.microsoft.com/office/word/2010/wordprocessingGroup" xmlns:wpi="http://schemas.microsoft.com/office/word/2010/wordprocessingInk" xmlns:wne="http://schemas.microsoft.com/office/word/2006/wordml" xmlns:wps="http://schemas.microsoft.com/office/word/2010/wordprocessingShape" mc:Ignorable="w14 w15 w16se w16cid wp14">
+  <w:sdt>
+    <w:sdtPr>
+      <w:id w:val="-1029722647"/>
+      <w:docPartObj>
+        <w:docPartGallery w:val="Page Numbers (Bottom of Page)"/>
+        <w:docPartUnique/>
+      </w:docPartObj>
+    </w:sdtPr>
+    <w:sdtContent>
+      <w:p>
+        <w:pPr>
+          <w:pStyle w:val="a8"/>
+          <w:jc w:val="right"/>
+        </w:pPr>
+        <w:r>
+          <w:t>УП ИС131.Х1379 ОС</w:t>
+        </w:r>
+        <w:r>
+          <w:t xml:space="preserve">               </w:t>
+        </w:r>
+        <w:r>
+          <w:t xml:space="preserve">  </w:t>
+        </w:r>
+        <w:r>
+          <w:t xml:space="preserve">                                </w:t>
+        </w:r>
+        <w:r>
+          <w:fldChar w:fldCharType="begin"/>
+        </w:r>
+        <w:r>
+          <w:instrText>PAGE   \* MERGEFORMAT</w:instrText>
+        </w:r>
+        <w:r>
+          <w:fldChar w:fldCharType="separate"/>
+        </w:r>
+        <w:r>
+          <w:t>2</w:t>
+        </w:r>
+        <w:r>
+          <w:fldChar w:fldCharType="end"/>
+        </w:r>
+      </w:p>
+    </w:sdtContent>
+  </w:sdt>
+</w:ftr>
+</file>
+
+<file path=word/footnotes.xml><?xml version="1.0" encoding="utf-8"?>
+<w:footnotes xmlns:wpc="http://schemas.microsoft.com/office/word/2010/wordprocessingCanvas" xmlns:cx="http://schemas.microsoft.com/office/drawing/2014/chartex" xmlns:cx1="http://schemas.microsoft.com/office/drawing/2015/9/8/chartex" xmlns:cx2="http://schemas.microsoft.com/office/drawing/2015/10/21/chartex" xmlns:cx3="http://schemas.microsoft.com/office/drawing/2016/5/9/chartex" xmlns:cx4="http://schemas.microsoft.com/office/drawing/2016/5/10/chartex" xmlns:cx5="http://schemas.microsoft.com/office/drawing/2016/5/11/chartex" xmlns:cx6="http://schemas.microsoft.com/office/drawing/2016/5/12/chartex" xmlns:cx7="http://schemas.microsoft.com/office/drawing/2016/5/13/chartex" xmlns:cx8="http://schemas.microsoft.com/office/drawing/2016/5/14/chartex" xmlns:mc="http://schemas.openxmlformats.org/markup-compatibility/2006" xmlns:aink="http://schemas.microsoft.com/office/drawing/2016/ink" xmlns:am3d="http://schemas.microsoft.com/office/drawing/2017/model3d" xmlns:o="urn:schemas-microsoft-com:office:office" xmlns:r="http://schemas.openxmlformats.org/officeDocument/2006/relationships" xmlns:m="http://schemas.openxmlformats.org/officeDocument/2006/math" xmlns:v="urn:schemas-microsoft-com:vml" xmlns:wp14="http://schemas.microsoft.com/office/word/2010/wordprocessingDrawing" xmlns:wp="http://schemas.openxmlformats.org/drawingml/2006/wordprocessingDrawing" xmlns:w10="urn:schemas-microsoft-com:office:word" xmlns:w="http://schemas.openxmlformats.org/wordprocessingml/2006/main" xmlns:w14="http://schemas.microsoft.com/office/word/2010/wordml" xmlns:w15="http://schemas.microsoft.com/office/word/2012/wordml" xmlns:w16cid="http://schemas.microsoft.com/office/word/2016/wordml/cid" xmlns:w16se="http://schemas.microsoft.com/office/word/2015/wordml/symex" xmlns:wpg="http://schemas.microsoft.com/office/word/2010/wordprocessingGroup" xmlns:wpi="http://schemas.microsoft.com/office/word/2010/wordprocessingInk" xmlns:wne="http://schemas.microsoft.com/office/word/2006/wordml" xmlns:wps="http://schemas.microsoft.com/office/word/2010/wordprocessingShape" mc:Ignorable="w14 w15 w16se w16cid wp14">
+  <w:footnote w:type="separator" w:id="-1">
+    <w:p>
+      <w:pPr>
+        <w:spacing w:line="240" w:lineRule="auto"/>
+      </w:pPr>
+      <w:r>
+        <w:separator/>
+      </w:r>
+    </w:p>
+  </w:footnote>
+  <w:footnote w:type="continuationSeparator" w:id="0">
+    <w:p>
+      <w:pPr>
+        <w:spacing w:line="240" w:lineRule="auto"/>
+      </w:pPr>
+      <w:r>
+        <w:continuationSeparator/>
+      </w:r>
+    </w:p>
+  </w:footnote>
+</w:footnotes>
 </file>
 
 <file path=word/numbering.xml><?xml version="1.0" encoding="utf-8"?>
@@ -3789,7 +6798,6 @@
   <w:style w:type="character" w:default="1" w:styleId="a0">
     <w:name w:val="Default Paragraph Font"/>
     <w:uiPriority w:val="1"/>
-    <w:semiHidden/>
     <w:unhideWhenUsed/>
   </w:style>
   <w:style w:type="table" w:default="1" w:styleId="a1">
@@ -3869,6 +6877,83 @@
     <w:rPr>
       <w:color w:val="0563C1" w:themeColor="hyperlink"/>
       <w:u w:val="single"/>
+    </w:rPr>
+  </w:style>
+  <w:style w:type="paragraph" w:styleId="11">
+    <w:name w:val="toc 1"/>
+    <w:basedOn w:val="a"/>
+    <w:next w:val="a"/>
+    <w:autoRedefine/>
+    <w:uiPriority w:val="39"/>
+    <w:unhideWhenUsed/>
+    <w:rsid w:val="00FF2DFD"/>
+    <w:pPr>
+      <w:spacing w:after="100"/>
+    </w:pPr>
+  </w:style>
+  <w:style w:type="paragraph" w:styleId="21">
+    <w:name w:val="toc 2"/>
+    <w:basedOn w:val="a"/>
+    <w:next w:val="a"/>
+    <w:autoRedefine/>
+    <w:uiPriority w:val="39"/>
+    <w:unhideWhenUsed/>
+    <w:rsid w:val="00FF2DFD"/>
+    <w:pPr>
+      <w:spacing w:after="100"/>
+      <w:ind w:left="280"/>
+    </w:pPr>
+  </w:style>
+  <w:style w:type="paragraph" w:styleId="a6">
+    <w:name w:val="header"/>
+    <w:basedOn w:val="a"/>
+    <w:link w:val="a7"/>
+    <w:uiPriority w:val="99"/>
+    <w:unhideWhenUsed/>
+    <w:rsid w:val="00FF2DFD"/>
+    <w:pPr>
+      <w:tabs>
+        <w:tab w:val="center" w:pos="4677"/>
+        <w:tab w:val="right" w:pos="9355"/>
+      </w:tabs>
+      <w:spacing w:line="240" w:lineRule="auto"/>
+    </w:pPr>
+  </w:style>
+  <w:style w:type="character" w:customStyle="1" w:styleId="a7">
+    <w:name w:val="Верхний колонтитул Знак"/>
+    <w:basedOn w:val="a0"/>
+    <w:link w:val="a6"/>
+    <w:uiPriority w:val="99"/>
+    <w:rsid w:val="00FF2DFD"/>
+    <w:rPr>
+      <w:szCs w:val="20"/>
+      <w:lang w:eastAsia="ru-RU"/>
+    </w:rPr>
+  </w:style>
+  <w:style w:type="paragraph" w:styleId="a8">
+    <w:name w:val="footer"/>
+    <w:basedOn w:val="a"/>
+    <w:link w:val="a9"/>
+    <w:uiPriority w:val="99"/>
+    <w:unhideWhenUsed/>
+    <w:rsid w:val="00FF2DFD"/>
+    <w:pPr>
+      <w:tabs>
+        <w:tab w:val="center" w:pos="4677"/>
+        <w:tab w:val="right" w:pos="9355"/>
+      </w:tabs>
+      <w:spacing w:line="240" w:lineRule="auto"/>
+    </w:pPr>
+  </w:style>
+  <w:style w:type="character" w:customStyle="1" w:styleId="a9">
+    <w:name w:val="Нижний колонтитул Знак"/>
+    <w:basedOn w:val="a0"/>
+    <w:link w:val="a8"/>
+    <w:uiPriority w:val="99"/>
+    <w:rsid w:val="00FF2DFD"/>
+    <w:rPr>
+      <w:szCs w:val="20"/>
+      <w:lang w:eastAsia="ru-RU"/>
     </w:rPr>
   </w:style>
 </w:styles>
@@ -4167,4 +7252,16 @@
     </a:ext>
   </a:extLst>
 </a:theme>
+</file>
+
+<file path=customXml/item1.xml><?xml version="1.0" encoding="utf-8"?>
+<b:Sources xmlns:b="http://schemas.openxmlformats.org/officeDocument/2006/bibliography" xmlns="http://schemas.openxmlformats.org/officeDocument/2006/bibliography" SelectedStyle="\APASixthEditionOfficeOnline.xsl" StyleName="APA" Version="6"/>
+</file>
+
+<file path=customXml/itemProps1.xml><?xml version="1.0" encoding="utf-8"?>
+<ds:datastoreItem xmlns:ds="http://schemas.openxmlformats.org/officeDocument/2006/customXml" ds:itemID="{293F135A-EB19-4583-9962-DFE4CD33F238}">
+  <ds:schemaRefs>
+    <ds:schemaRef ds:uri="http://schemas.openxmlformats.org/officeDocument/2006/bibliography"/>
+  </ds:schemaRefs>
+</ds:datastoreItem>
 </file>
--- a/УПшка/Отчёт УП.docx
+++ b/УПшка/Отчёт УП.docx
@@ -74,7 +74,7 @@
         <w:rPr>
           <w:noProof/>
         </w:rPr>
-        <w:t>1</w:t>
+        <w:t>5</w:t>
       </w:r>
       <w:r>
         <w:rPr>
@@ -133,7 +133,7 @@
         <w:rPr>
           <w:noProof/>
         </w:rPr>
-        <w:t>2</w:t>
+        <w:t>6</w:t>
       </w:r>
       <w:r>
         <w:rPr>
@@ -192,7 +192,7 @@
         <w:rPr>
           <w:noProof/>
         </w:rPr>
-        <w:t>4</w:t>
+        <w:t>8</w:t>
       </w:r>
       <w:r>
         <w:rPr>
@@ -252,7 +252,7 @@
         <w:rPr>
           <w:noProof/>
         </w:rPr>
-        <w:t>4</w:t>
+        <w:t>8</w:t>
       </w:r>
       <w:r>
         <w:rPr>
@@ -311,7 +311,7 @@
         <w:rPr>
           <w:noProof/>
         </w:rPr>
-        <w:t>4</w:t>
+        <w:t>8</w:t>
       </w:r>
       <w:r>
         <w:rPr>
@@ -370,7 +370,7 @@
         <w:rPr>
           <w:noProof/>
         </w:rPr>
-        <w:t>6</w:t>
+        <w:t>10</w:t>
       </w:r>
       <w:r>
         <w:rPr>
@@ -429,7 +429,7 @@
         <w:rPr>
           <w:noProof/>
         </w:rPr>
-        <w:t>9</w:t>
+        <w:t>13</w:t>
       </w:r>
       <w:r>
         <w:rPr>
@@ -489,7 +489,7 @@
         <w:rPr>
           <w:noProof/>
         </w:rPr>
-        <w:t>9</w:t>
+        <w:t>13</w:t>
       </w:r>
       <w:r>
         <w:rPr>
@@ -549,7 +549,7 @@
         <w:rPr>
           <w:noProof/>
         </w:rPr>
-        <w:t>10</w:t>
+        <w:t>14</w:t>
       </w:r>
       <w:r>
         <w:rPr>
@@ -609,7 +609,7 @@
         <w:rPr>
           <w:noProof/>
         </w:rPr>
-        <w:t>14</w:t>
+        <w:t>18</w:t>
       </w:r>
       <w:r>
         <w:rPr>
@@ -668,7 +668,7 @@
         <w:rPr>
           <w:noProof/>
         </w:rPr>
-        <w:t>17</w:t>
+        <w:t>21</w:t>
       </w:r>
       <w:r>
         <w:rPr>
@@ -729,7 +729,7 @@
         <w:rPr>
           <w:noProof/>
         </w:rPr>
-        <w:t>18</w:t>
+        <w:t>22</w:t>
       </w:r>
       <w:r>
         <w:rPr>
@@ -749,6 +749,9 @@
         </w:rPr>
       </w:pPr>
       <w:r>
+        <w:rPr>
+          <w:noProof/>
+        </w:rPr>
         <w:t xml:space="preserve">Приложение А </w:t>
       </w:r>
       <w:r>
@@ -756,21 +759,7 @@
           <w:noProof/>
           <w:szCs w:val="28"/>
         </w:rPr>
-        <w:t>«</w:t>
-      </w:r>
-      <w:r>
-        <w:rPr>
-          <w:noProof/>
-          <w:szCs w:val="28"/>
-        </w:rPr>
-        <w:t>Руководство пользователя</w:t>
-      </w:r>
-      <w:r>
-        <w:rPr>
-          <w:noProof/>
-          <w:szCs w:val="28"/>
-        </w:rPr>
-        <w:t>»</w:t>
+        <w:t>«Руководство пользователя»</w:t>
       </w:r>
       <w:r>
         <w:rPr>
@@ -789,23 +778,33 @@
           <w:noProof/>
           <w:szCs w:val="28"/>
         </w:rPr>
-        <w:t>20</w:t>
-      </w:r>
-    </w:p>
-    <w:p>
-      <w:r>
-        <w:rPr>
-          <w:noProof/>
-          <w:szCs w:val="28"/>
-        </w:rPr>
-        <w:t>Приложение Б «Листинг программы»</w:t>
-      </w:r>
-      <w:r>
-        <w:rPr>
-          <w:noProof/>
-          <w:szCs w:val="28"/>
-        </w:rPr>
-        <w:t xml:space="preserve"> </w:t>
+        <w:t>2</w:t>
+      </w:r>
+      <w:r>
+        <w:rPr>
+          <w:noProof/>
+          <w:szCs w:val="28"/>
+        </w:rPr>
+        <w:t>3</w:t>
+      </w:r>
+      <w:bookmarkStart w:id="2" w:name="_GoBack"/>
+      <w:bookmarkEnd w:id="2"/>
+    </w:p>
+    <w:p>
+      <w:pPr>
+        <w:tabs>
+          <w:tab w:val="right" w:pos="9638"/>
+        </w:tabs>
+        <w:rPr>
+          <w:noProof/>
+        </w:rPr>
+      </w:pPr>
+      <w:r>
+        <w:rPr>
+          <w:noProof/>
+          <w:szCs w:val="28"/>
+        </w:rPr>
+        <w:t xml:space="preserve">Приложение Б «Листинг программы» </w:t>
       </w:r>
       <w:r>
         <w:rPr>
@@ -813,6 +812,13 @@
           <w:szCs w:val="28"/>
         </w:rPr>
         <w:tab/>
+      </w:r>
+      <w:r>
+        <w:rPr>
+          <w:noProof/>
+          <w:szCs w:val="28"/>
+        </w:rPr>
+        <w:t>32</w:t>
       </w:r>
     </w:p>
     <w:p>
@@ -831,12 +837,12 @@
         <w:ind w:firstLine="0"/>
         <w:jc w:val="center"/>
       </w:pPr>
-      <w:bookmarkStart w:id="2" w:name="_Toc224828911"/>
+      <w:bookmarkStart w:id="3" w:name="_Toc224828911"/>
       <w:r>
         <w:lastRenderedPageBreak/>
         <w:t>Введение</w:t>
       </w:r>
-      <w:bookmarkEnd w:id="2"/>
+      <w:bookmarkEnd w:id="3"/>
     </w:p>
     <w:p/>
     <w:p>
@@ -1174,18 +1180,18 @@
       <w:pPr>
         <w:pStyle w:val="1"/>
       </w:pPr>
-      <w:bookmarkStart w:id="3" w:name="_Toc224828912"/>
+      <w:bookmarkStart w:id="4" w:name="_Toc224828912"/>
       <w:r>
         <w:lastRenderedPageBreak/>
         <w:t>1 Аналитическая часть</w:t>
       </w:r>
-      <w:bookmarkEnd w:id="3"/>
+      <w:bookmarkEnd w:id="4"/>
     </w:p>
     <w:p>
       <w:pPr>
         <w:pStyle w:val="2"/>
       </w:pPr>
-      <w:bookmarkStart w:id="4" w:name="_Toc224828913"/>
+      <w:bookmarkStart w:id="5" w:name="_Toc224828913"/>
       <w:r>
         <w:t xml:space="preserve">1.1 </w:t>
       </w:r>
@@ -1195,7 +1201,7 @@
       <w:r>
         <w:t xml:space="preserve"> предметной области</w:t>
       </w:r>
-      <w:bookmarkEnd w:id="4"/>
+      <w:bookmarkEnd w:id="5"/>
     </w:p>
     <w:p/>
     <w:p>
@@ -1232,14 +1238,14 @@
       <w:pPr>
         <w:pStyle w:val="1"/>
       </w:pPr>
-      <w:bookmarkStart w:id="5" w:name="_Toc224828914"/>
+      <w:bookmarkStart w:id="6" w:name="_Toc224828914"/>
       <w:r>
         <w:t xml:space="preserve">1.2 </w:t>
       </w:r>
       <w:r>
         <w:t>Анализ и организация входных и выходных данных</w:t>
       </w:r>
-      <w:bookmarkEnd w:id="5"/>
+      <w:bookmarkEnd w:id="6"/>
     </w:p>
     <w:p/>
     <w:p>
@@ -1410,12 +1416,12 @@
       <w:pPr>
         <w:pStyle w:val="1"/>
       </w:pPr>
-      <w:bookmarkStart w:id="6" w:name="_Toc224828915"/>
+      <w:bookmarkStart w:id="7" w:name="_Toc224828915"/>
       <w:r>
         <w:lastRenderedPageBreak/>
         <w:t>2 Проектирование базы данных</w:t>
       </w:r>
-      <w:bookmarkEnd w:id="6"/>
+      <w:bookmarkEnd w:id="7"/>
     </w:p>
     <w:p/>
     <w:p>
@@ -2490,6 +2496,9 @@
         <w:jc w:val="center"/>
       </w:pPr>
       <w:r>
+        <w:rPr>
+          <w:noProof/>
+        </w:rPr>
         <w:lastRenderedPageBreak/>
         <w:drawing>
           <wp:inline distT="0" distB="0" distL="0" distR="0" wp14:anchorId="40445E82" wp14:editId="19D7C535">
@@ -2602,6 +2611,9 @@
         <w:jc w:val="center"/>
       </w:pPr>
       <w:r>
+        <w:rPr>
+          <w:noProof/>
+        </w:rPr>
         <w:drawing>
           <wp:inline distT="0" distB="0" distL="0" distR="0" wp14:anchorId="6113E42C" wp14:editId="19711886">
             <wp:extent cx="6120130" cy="2533650"/>
@@ -2657,7 +2669,7 @@
       <w:pPr>
         <w:pStyle w:val="1"/>
       </w:pPr>
-      <w:bookmarkStart w:id="7" w:name="_Toc224828916"/>
+      <w:bookmarkStart w:id="8" w:name="_Toc224828916"/>
       <w:r>
         <w:lastRenderedPageBreak/>
         <w:t xml:space="preserve">3 </w:t>
@@ -2665,17 +2677,17 @@
       <w:r>
         <w:t>Разработка программного обеспечения</w:t>
       </w:r>
-      <w:bookmarkEnd w:id="7"/>
+      <w:bookmarkEnd w:id="8"/>
     </w:p>
     <w:p>
       <w:pPr>
         <w:pStyle w:val="2"/>
       </w:pPr>
-      <w:bookmarkStart w:id="8" w:name="_Toc224828917"/>
+      <w:bookmarkStart w:id="9" w:name="_Toc224828917"/>
       <w:r>
         <w:t>3.1 Описание программных модулей</w:t>
       </w:r>
-      <w:bookmarkEnd w:id="8"/>
+      <w:bookmarkEnd w:id="9"/>
     </w:p>
     <w:p/>
     <w:p>
@@ -3016,6 +3028,9 @@
         <w:jc w:val="center"/>
       </w:pPr>
       <w:r>
+        <w:rPr>
+          <w:noProof/>
+        </w:rPr>
         <w:drawing>
           <wp:inline distT="0" distB="0" distL="0" distR="0" wp14:anchorId="43B84D30" wp14:editId="3B4DD490">
             <wp:extent cx="5937250" cy="3959809"/>
@@ -3072,14 +3087,14 @@
       <w:pPr>
         <w:pStyle w:val="2"/>
       </w:pPr>
-      <w:bookmarkStart w:id="9" w:name="_Toc224828918"/>
+      <w:bookmarkStart w:id="10" w:name="_Toc224828918"/>
       <w:r>
         <w:t>3.</w:t>
       </w:r>
       <w:r>
         <w:t>2 Описание интерфейса программного обеспечения</w:t>
       </w:r>
-      <w:bookmarkEnd w:id="9"/>
+      <w:bookmarkEnd w:id="10"/>
     </w:p>
     <w:p/>
     <w:p>
@@ -3236,6 +3251,7 @@
       </w:pPr>
       <w:r>
         <w:rPr>
+          <w:noProof/>
           <w:lang w:val="en-US"/>
         </w:rPr>
         <w:lastRenderedPageBreak/>
@@ -3296,19 +3312,7 @@
         <w:rPr>
           <w:szCs w:val="28"/>
         </w:rPr>
-        <w:t>При успешной авторизации открывается окно товаров. В верхнем баре представлен логотип и название программы</w:t>
-      </w:r>
-      <w:r>
-        <w:rPr>
-          <w:szCs w:val="28"/>
-        </w:rPr>
-        <w:t xml:space="preserve">. </w:t>
-      </w:r>
-      <w:r>
-        <w:rPr>
-          <w:szCs w:val="28"/>
-        </w:rPr>
-        <w:t xml:space="preserve">Основную часть окна занимает список товаров, </w:t>
+        <w:t xml:space="preserve">При успешной авторизации открывается окно товаров. В верхнем баре представлен логотип и название программы. Основную часть окна занимает список товаров, </w:t>
       </w:r>
       <w:r>
         <w:rPr>
@@ -3322,8 +3326,6 @@
         </w:rPr>
         <w:t>заданного значения</w:t>
       </w:r>
-      <w:bookmarkStart w:id="10" w:name="_GoBack"/>
-      <w:bookmarkEnd w:id="10"/>
       <w:r>
         <w:rPr>
           <w:szCs w:val="28"/>
@@ -3334,13 +3336,7 @@
         <w:rPr>
           <w:szCs w:val="28"/>
         </w:rPr>
-        <w:t xml:space="preserve"> Справа снизу представлена кнопка выхода из учётной записи. Кнопки добавления, изменения и удаления товара доступны только для пользователей с ролью «Администратор»</w:t>
-      </w:r>
-      <w:r>
-        <w:rPr>
-          <w:szCs w:val="28"/>
-        </w:rPr>
-        <w:t xml:space="preserve"> Интерфейс окна представлен на рисунке 6.</w:t>
+        <w:t xml:space="preserve"> Справа снизу представлена кнопка выхода из учётной записи. Кнопки добавления, изменения и удаления товара доступны только для пользователей с ролью «Администратор» Интерфейс окна представлен на рисунке 6.</w:t>
       </w:r>
     </w:p>
     <w:p/>
@@ -3350,12 +3346,15 @@
         <w:jc w:val="center"/>
       </w:pPr>
       <w:r>
+        <w:rPr>
+          <w:noProof/>
+        </w:rPr>
         <w:lastRenderedPageBreak/>
         <w:drawing>
-          <wp:inline distT="0" distB="0" distL="0" distR="0" wp14:anchorId="7E36D153" wp14:editId="6EAA6E3C">
-            <wp:extent cx="4827047" cy="2645410"/>
-            <wp:effectExtent l="0" t="0" r="0" b="2540"/>
-            <wp:docPr id="8" name="Рисунок 8"/>
+          <wp:inline distT="0" distB="0" distL="0" distR="0" wp14:anchorId="20063992" wp14:editId="783E9D52">
+            <wp:extent cx="4823364" cy="2635885"/>
+            <wp:effectExtent l="0" t="0" r="0" b="0"/>
+            <wp:docPr id="5" name="Рисунок 5"/>
             <wp:cNvGraphicFramePr>
               <a:graphicFrameLocks xmlns:a="http://schemas.openxmlformats.org/drawingml/2006/main" noChangeAspect="1"/>
             </wp:cNvGraphicFramePr>
@@ -3375,7 +3374,7 @@
                   <pic:spPr>
                     <a:xfrm>
                       <a:off x="0" y="0"/>
-                      <a:ext cx="4829579" cy="2646798"/>
+                      <a:ext cx="4836482" cy="2643054"/>
                     </a:xfrm>
                     <a:prstGeom prst="rect">
                       <a:avLst/>
@@ -3416,6 +3415,9 @@
         <w:jc w:val="center"/>
       </w:pPr>
       <w:r>
+        <w:rPr>
+          <w:noProof/>
+        </w:rPr>
         <w:drawing>
           <wp:inline distT="0" distB="0" distL="0" distR="0" wp14:anchorId="02B32B5E" wp14:editId="612138B0">
             <wp:extent cx="4997030" cy="2815301"/>
@@ -3619,6 +3621,9 @@
         <w:jc w:val="center"/>
       </w:pPr>
       <w:r>
+        <w:rPr>
+          <w:noProof/>
+        </w:rPr>
         <w:drawing>
           <wp:inline distT="0" distB="0" distL="0" distR="0" wp14:anchorId="43E41E81" wp14:editId="62C54836">
             <wp:extent cx="2891395" cy="2874046"/>
@@ -3675,13 +3680,7 @@
         <w:rPr>
           <w:lang w:val="en-US"/>
         </w:rPr>
-        <w:t>Main</w:t>
-      </w:r>
-      <w:r>
-        <w:rPr>
-          <w:lang w:val="en-US"/>
-        </w:rPr>
-        <w:t>WindowVM</w:t>
+        <w:t>MainWindowVM</w:t>
       </w:r>
       <w:proofErr w:type="spellEnd"/>
       <w:r>
@@ -3691,10 +3690,7 @@
         <w:t xml:space="preserve"> </w:t>
       </w:r>
       <w:r>
-        <w:t>протестированы следующие функции</w:t>
-      </w:r>
-      <w:r>
-        <w:t xml:space="preserve">: </w:t>
+        <w:t xml:space="preserve">протестированы следующие функции: </w:t>
       </w:r>
       <w:r>
         <w:t xml:space="preserve">наличие команд для кнопок и доступность их использования, </w:t>
@@ -3754,19 +3750,7 @@
         <w:rPr>
           <w:szCs w:val="28"/>
         </w:rPr>
-        <w:t xml:space="preserve">Результаты тестов представлены на рисунке </w:t>
-      </w:r>
-      <w:r>
-        <w:rPr>
-          <w:szCs w:val="28"/>
-        </w:rPr>
-        <w:t>9</w:t>
-      </w:r>
-      <w:r>
-        <w:rPr>
-          <w:szCs w:val="28"/>
-        </w:rPr>
-        <w:t>.</w:t>
+        <w:t>Результаты тестов представлены на рисунке 9.</w:t>
       </w:r>
     </w:p>
     <w:bookmarkEnd w:id="12"/>
@@ -3776,6 +3760,9 @@
         <w:jc w:val="center"/>
       </w:pPr>
       <w:r>
+        <w:rPr>
+          <w:noProof/>
+        </w:rPr>
         <w:drawing>
           <wp:inline distT="0" distB="0" distL="0" distR="0" wp14:anchorId="2DC5186A" wp14:editId="62A46CCB">
             <wp:extent cx="4296603" cy="4102072"/>
@@ -3906,6 +3893,9 @@
         <w:jc w:val="center"/>
       </w:pPr>
       <w:r>
+        <w:rPr>
+          <w:noProof/>
+        </w:rPr>
         <w:lastRenderedPageBreak/>
         <w:drawing>
           <wp:inline distT="0" distB="0" distL="0" distR="0" wp14:anchorId="69D0D443" wp14:editId="10FE0A26">
@@ -4694,6 +4684,7 @@
       <w:footerReference w:type="default" r:id="rId23"/>
       <w:pgSz w:w="11906" w:h="16838"/>
       <w:pgMar w:top="851" w:right="567" w:bottom="1418" w:left="1701" w:header="709" w:footer="709" w:gutter="0"/>
+      <w:pgNumType w:start="5"/>
       <w:cols w:space="708"/>
       <w:docGrid w:linePitch="381"/>
     </w:sectPr>
@@ -4736,6 +4727,7 @@
         <w:docPartUnique/>
       </w:docPartObj>
     </w:sdtPr>
+    <w:sdtEndPr/>
     <w:sdtContent>
       <w:p>
         <w:pPr>
@@ -6798,6 +6790,7 @@
   <w:style w:type="character" w:default="1" w:styleId="a0">
     <w:name w:val="Default Paragraph Font"/>
     <w:uiPriority w:val="1"/>
+    <w:semiHidden/>
     <w:unhideWhenUsed/>
   </w:style>
   <w:style w:type="table" w:default="1" w:styleId="a1">
@@ -7259,7 +7252,7 @@
 </file>
 
 <file path=customXml/itemProps1.xml><?xml version="1.0" encoding="utf-8"?>
-<ds:datastoreItem xmlns:ds="http://schemas.openxmlformats.org/officeDocument/2006/customXml" ds:itemID="{293F135A-EB19-4583-9962-DFE4CD33F238}">
+<ds:datastoreItem xmlns:ds="http://schemas.openxmlformats.org/officeDocument/2006/customXml" ds:itemID="{BFE1CB07-B278-44A8-9A58-E53A63805B3D}">
   <ds:schemaRefs>
     <ds:schemaRef ds:uri="http://schemas.openxmlformats.org/officeDocument/2006/bibliography"/>
   </ds:schemaRefs>
